--- a/intro Website/Outline/Part 2.docx
+++ b/intro Website/Outline/Part 2.docx
@@ -260,12 +260,21 @@
         </w:rPr>
         <w:t xml:space="preserve">3. </w:t>
       </w:r>
-      <w:r>
-        <w:rPr>
-          <w:rFonts w:hint="eastAsia"/>
-          <w:lang w:val="en-US"/>
-        </w:rPr>
-        <w:t>收取奏摺的資訊、</w:t>
+      <w:bookmarkStart w:id="0" w:name="OLE_LINK6"/>
+      <w:r>
+        <w:rPr>
+          <w:rFonts w:hint="eastAsia"/>
+          <w:lang w:val="en-US"/>
+        </w:rPr>
+        <w:t>收取奏摺的資訊</w:t>
+      </w:r>
+      <w:bookmarkEnd w:id="0"/>
+      <w:r>
+        <w:rPr>
+          <w:rFonts w:hint="eastAsia"/>
+          <w:lang w:val="en-US"/>
+        </w:rPr>
+        <w:t>、</w:t>
       </w:r>
       <w:r>
         <w:rPr>
@@ -405,6 +414,13 @@
           <w:lang w:val="en-US"/>
         </w:rPr>
         <w:tab/>
+      </w:r>
+      <w:r>
+        <w:rPr>
+          <w:rFonts w:hint="eastAsia"/>
+          <w:lang w:val="en-US"/>
+        </w:rPr>
+        <w:t xml:space="preserve">(cover bar UI) </w:t>
       </w:r>
       <w:r>
         <w:rPr>
@@ -768,6 +784,13 @@
           <w:rFonts w:hint="eastAsia"/>
           <w:lang w:val="en-US"/>
         </w:rPr>
+        <w:t xml:space="preserve">(cover bar UI) </w:t>
+      </w:r>
+      <w:r>
+        <w:rPr>
+          <w:rFonts w:hint="eastAsia"/>
+          <w:lang w:val="en-US"/>
+        </w:rPr>
         <w:t xml:space="preserve">5. </w:t>
       </w:r>
       <w:r>
@@ -1278,31 +1301,3952 @@
     <w:p>
       <w:pPr>
         <w:rPr>
-          <w:rFonts w:hint="eastAsia"/>
-          <w:lang w:val="en-US"/>
-        </w:rPr>
-      </w:pPr>
-    </w:p>
-    <w:p>
-      <w:pPr>
-        <w:rPr>
-          <w:rFonts w:hint="eastAsia"/>
-          <w:lang w:val="en-US"/>
-        </w:rPr>
-      </w:pPr>
-    </w:p>
-    <w:p>
-      <w:pPr>
-        <w:rPr>
-          <w:rFonts w:hint="eastAsia"/>
-          <w:lang w:val="en-US"/>
-        </w:rPr>
-      </w:pPr>
-    </w:p>
-    <w:p>
-      <w:pPr>
-        <w:rPr>
-          <w:rFonts w:hint="eastAsia"/>
+          <w:bCs/>
+          <w:lang w:val="en-US"/>
+        </w:rPr>
+      </w:pPr>
+    </w:p>
+    <w:p>
+      <w:pPr>
+        <w:rPr>
+          <w:rFonts w:hint="eastAsia"/>
+          <w:bCs/>
+          <w:lang w:val="en-US"/>
+        </w:rPr>
+      </w:pPr>
+      <w:r>
+        <w:rPr>
+          <w:bCs/>
+          <w:lang w:val="en-US"/>
+        </w:rPr>
+        <w:tab/>
+      </w:r>
+      <w:r>
+        <w:rPr>
+          <w:bCs/>
+          <w:lang w:val="en-US"/>
+        </w:rPr>
+        <w:tab/>
+      </w:r>
+      <w:r>
+        <w:rPr>
+          <w:bCs/>
+          <w:lang w:val="en-US"/>
+        </w:rPr>
+        <w:tab/>
+      </w:r>
+      <w:r>
+        <w:rPr>
+          <w:rFonts w:hint="eastAsia"/>
+          <w:lang w:val="en-US"/>
+        </w:rPr>
+        <w:t xml:space="preserve">(cover bar UI) </w:t>
+      </w:r>
+      <w:r>
+        <w:rPr>
+          <w:rFonts w:hint="eastAsia"/>
+          <w:bCs/>
+          <w:lang w:val="en-US"/>
+        </w:rPr>
+        <w:t>1</w:t>
+      </w:r>
+      <w:r>
+        <w:rPr>
+          <w:rFonts w:hint="eastAsia"/>
+          <w:bCs/>
+          <w:lang w:val="en-US"/>
+        </w:rPr>
+        <w:t xml:space="preserve">. </w:t>
+      </w:r>
+      <w:r>
+        <w:rPr>
+          <w:rFonts w:hint="eastAsia"/>
+          <w:bCs/>
+          <w:lang w:val="en-US"/>
+        </w:rPr>
+        <w:t xml:space="preserve"> </w:t>
+      </w:r>
+      <w:r>
+        <w:rPr>
+          <w:rFonts w:hint="eastAsia"/>
+          <w:bCs/>
+          <w:lang w:val="en-US"/>
+        </w:rPr>
+        <w:t>總結文書</w:t>
+      </w:r>
+    </w:p>
+    <w:p>
+      <w:pPr>
+        <w:rPr>
+          <w:bCs/>
+          <w:lang w:val="en-US"/>
+        </w:rPr>
+      </w:pPr>
+      <w:r>
+        <w:rPr>
+          <w:rFonts w:hint="eastAsia"/>
+          <w:bCs/>
+          <w:lang w:val="en-US"/>
+        </w:rPr>
+        <w:t>第一組</w:t>
+      </w:r>
+      <w:r>
+        <w:rPr>
+          <w:rFonts w:hint="eastAsia"/>
+          <w:bCs/>
+          <w:lang w:val="en-US"/>
+        </w:rPr>
+        <w:t xml:space="preserve"> AI Skills </w:t>
+      </w:r>
+      <w:r>
+        <w:rPr>
+          <w:rFonts w:hint="eastAsia"/>
+          <w:bCs/>
+          <w:lang w:val="en-US"/>
+        </w:rPr>
+        <w:t>負責總結文書。</w:t>
+      </w:r>
+      <w:r>
+        <w:rPr>
+          <w:rFonts w:hint="eastAsia"/>
+          <w:bCs/>
+          <w:lang w:val="en-US"/>
+        </w:rPr>
+        <w:t xml:space="preserve">AI </w:t>
+      </w:r>
+      <w:r>
+        <w:rPr>
+          <w:rFonts w:hint="eastAsia"/>
+          <w:bCs/>
+          <w:lang w:val="en-US"/>
+        </w:rPr>
+        <w:t>會先將整份文書概括為一段摘要，再按照內容和功能將原文</w:t>
+      </w:r>
+      <w:r>
+        <w:rPr>
+          <w:rFonts w:hint="eastAsia"/>
+          <w:bCs/>
+          <w:lang w:val="en-US"/>
+        </w:rPr>
+        <w:t>劃</w:t>
+      </w:r>
+      <w:r>
+        <w:rPr>
+          <w:rFonts w:hint="eastAsia"/>
+          <w:bCs/>
+          <w:lang w:val="en-US"/>
+        </w:rPr>
+        <w:t>分成不同部分，並為每一部分提供簡短</w:t>
+      </w:r>
+      <w:r>
+        <w:rPr>
+          <w:rFonts w:hint="eastAsia"/>
+          <w:bCs/>
+          <w:lang w:val="en-US"/>
+        </w:rPr>
+        <w:t>的</w:t>
+      </w:r>
+      <w:r>
+        <w:rPr>
+          <w:rFonts w:hint="eastAsia"/>
+          <w:bCs/>
+          <w:lang w:val="en-US"/>
+        </w:rPr>
+        <w:t>標題和摘要。</w:t>
+      </w:r>
+    </w:p>
+    <w:p>
+      <w:pPr>
+        <w:rPr>
+          <w:rFonts w:hint="eastAsia"/>
+          <w:bCs/>
+          <w:lang w:val="en-US"/>
+        </w:rPr>
+      </w:pPr>
+    </w:p>
+    <w:p>
+      <w:pPr>
+        <w:rPr>
+          <w:bCs/>
+          <w:lang w:val="en-US"/>
+        </w:rPr>
+      </w:pPr>
+      <w:r>
+        <w:rPr>
+          <w:rFonts w:hint="eastAsia"/>
+          <w:bCs/>
+          <w:lang w:val="en-US"/>
+        </w:rPr>
+        <w:t>摘要</w:t>
+      </w:r>
+      <w:r>
+        <w:rPr>
+          <w:rFonts w:hint="eastAsia"/>
+          <w:bCs/>
+          <w:lang w:val="en-US"/>
+        </w:rPr>
+        <w:t>和</w:t>
+      </w:r>
+      <w:r>
+        <w:rPr>
+          <w:rFonts w:hint="eastAsia"/>
+          <w:bCs/>
+          <w:lang w:val="en-US"/>
+        </w:rPr>
+        <w:t>分段結果</w:t>
+      </w:r>
+      <w:r>
+        <w:rPr>
+          <w:rFonts w:hint="eastAsia"/>
+          <w:bCs/>
+          <w:lang w:val="en-US"/>
+        </w:rPr>
+        <w:t>會</w:t>
+      </w:r>
+      <w:r>
+        <w:rPr>
+          <w:rFonts w:hint="eastAsia"/>
+          <w:bCs/>
+          <w:lang w:val="en-US"/>
+        </w:rPr>
+        <w:t>顯示在原始文書區</w:t>
+      </w:r>
+      <w:r>
+        <w:rPr>
+          <w:rFonts w:hint="eastAsia"/>
+          <w:bCs/>
+          <w:lang w:val="en-US"/>
+        </w:rPr>
+        <w:t>中</w:t>
+      </w:r>
+      <w:r>
+        <w:rPr>
+          <w:rFonts w:hint="eastAsia"/>
+          <w:bCs/>
+          <w:lang w:val="en-US"/>
+        </w:rPr>
+        <w:t>，</w:t>
+      </w:r>
+      <w:r>
+        <w:rPr>
+          <w:rFonts w:hint="eastAsia"/>
+          <w:bCs/>
+          <w:lang w:val="en-US"/>
+        </w:rPr>
+        <w:t>供</w:t>
+      </w:r>
+      <w:r>
+        <w:rPr>
+          <w:rFonts w:hint="eastAsia"/>
+          <w:bCs/>
+          <w:lang w:val="en-US"/>
+        </w:rPr>
+        <w:t>研究者</w:t>
+      </w:r>
+      <w:r>
+        <w:rPr>
+          <w:rFonts w:hint="eastAsia"/>
+          <w:bCs/>
+          <w:lang w:val="en-US"/>
+        </w:rPr>
+        <w:t>在完整閱讀原文前快速瀏覽，</w:t>
+      </w:r>
+      <w:r>
+        <w:rPr>
+          <w:rFonts w:hint="eastAsia"/>
+          <w:bCs/>
+          <w:lang w:val="en-US"/>
+        </w:rPr>
+        <w:t>掌握文書的主要內容和結構</w:t>
+      </w:r>
+      <w:r>
+        <w:rPr>
+          <w:rFonts w:hint="eastAsia"/>
+          <w:bCs/>
+          <w:lang w:val="en-US"/>
+        </w:rPr>
+        <w:t>。</w:t>
+      </w:r>
+    </w:p>
+    <w:p>
+      <w:pPr>
+        <w:rPr>
+          <w:bCs/>
+          <w:lang w:val="en-US"/>
+        </w:rPr>
+      </w:pPr>
+    </w:p>
+    <w:p>
+      <w:pPr>
+        <w:rPr>
+          <w:bCs/>
+          <w:lang w:val="en-US"/>
+        </w:rPr>
+      </w:pPr>
+      <w:r>
+        <w:rPr>
+          <w:bCs/>
+          <w:lang w:val="en-US"/>
+        </w:rPr>
+        <w:tab/>
+      </w:r>
+      <w:r>
+        <w:rPr>
+          <w:bCs/>
+          <w:lang w:val="en-US"/>
+        </w:rPr>
+        <w:tab/>
+      </w:r>
+      <w:r>
+        <w:rPr>
+          <w:bCs/>
+          <w:lang w:val="en-US"/>
+        </w:rPr>
+        <w:tab/>
+      </w:r>
+      <w:r>
+        <w:rPr>
+          <w:rFonts w:hint="eastAsia"/>
+          <w:lang w:val="en-US"/>
+        </w:rPr>
+        <w:t xml:space="preserve">(cover bar UI) </w:t>
+      </w:r>
+      <w:r>
+        <w:rPr>
+          <w:rFonts w:hint="eastAsia"/>
+          <w:bCs/>
+          <w:lang w:val="en-US"/>
+        </w:rPr>
+        <w:t xml:space="preserve">2. </w:t>
+      </w:r>
+      <w:r>
+        <w:rPr>
+          <w:rFonts w:hint="eastAsia"/>
+          <w:bCs/>
+          <w:lang w:val="en-US"/>
+        </w:rPr>
+        <w:t>重建通信關係</w:t>
+      </w:r>
+    </w:p>
+    <w:p>
+      <w:pPr>
+        <w:rPr>
+          <w:bCs/>
+          <w:lang w:val="en-US"/>
+        </w:rPr>
+      </w:pPr>
+    </w:p>
+    <w:p>
+      <w:pPr>
+        <w:rPr>
+          <w:bCs/>
+          <w:lang w:val="en-US"/>
+        </w:rPr>
+      </w:pPr>
+    </w:p>
+    <w:p>
+      <w:pPr>
+        <w:rPr>
+          <w:rFonts w:hint="eastAsia"/>
+          <w:bCs/>
+          <w:lang w:val="en-US"/>
+        </w:rPr>
+      </w:pPr>
+      <w:r>
+        <w:rPr>
+          <w:rFonts w:hint="eastAsia"/>
+          <w:bCs/>
+          <w:lang w:val="en-US"/>
+        </w:rPr>
+        <w:lastRenderedPageBreak/>
+        <w:t>在奏摺和上諭的結尾，通常會標示奏摺的發送日期、硃批日期及上諭的發布日期。平台會利用這些日期建立文書之間的時間順序及收發關係，形成通信網絡的第一層。</w:t>
+      </w:r>
+    </w:p>
+    <w:p>
+      <w:pPr>
+        <w:rPr>
+          <w:bCs/>
+          <w:lang w:val="en-US"/>
+        </w:rPr>
+      </w:pPr>
+    </w:p>
+    <w:p>
+      <w:pPr>
+        <w:rPr>
+          <w:bCs/>
+          <w:lang w:val="en-US"/>
+        </w:rPr>
+      </w:pPr>
+      <w:r>
+        <w:rPr>
+          <w:rFonts w:hint="eastAsia"/>
+          <w:bCs/>
+          <w:lang w:val="en-US"/>
+        </w:rPr>
+        <w:t>然而，文書之間還存在更深層的</w:t>
+      </w:r>
+      <w:r>
+        <w:rPr>
+          <w:rFonts w:hint="eastAsia"/>
+          <w:bCs/>
+          <w:lang w:val="en-US"/>
+        </w:rPr>
+        <w:t>通訊</w:t>
+      </w:r>
+      <w:r>
+        <w:rPr>
+          <w:rFonts w:hint="eastAsia"/>
+          <w:bCs/>
+          <w:lang w:val="en-US"/>
+        </w:rPr>
+        <w:t>關係，例如奏摺是否回應</w:t>
+      </w:r>
+      <w:r>
+        <w:rPr>
+          <w:rFonts w:hint="eastAsia"/>
+          <w:bCs/>
+          <w:lang w:val="en-US"/>
+        </w:rPr>
+        <w:t>了</w:t>
+      </w:r>
+      <w:r>
+        <w:rPr>
+          <w:rFonts w:hint="eastAsia"/>
+          <w:bCs/>
+          <w:lang w:val="en-US"/>
+        </w:rPr>
+        <w:t>先前的上諭或硃批，以及上諭是否回應</w:t>
+      </w:r>
+      <w:r>
+        <w:rPr>
+          <w:rFonts w:hint="eastAsia"/>
+          <w:bCs/>
+          <w:lang w:val="en-US"/>
+        </w:rPr>
+        <w:t>了</w:t>
+      </w:r>
+      <w:r>
+        <w:rPr>
+          <w:rFonts w:hint="eastAsia"/>
+          <w:bCs/>
+          <w:lang w:val="en-US"/>
+        </w:rPr>
+        <w:t>先前收到的奏摺。</w:t>
+      </w:r>
+      <w:r>
+        <w:rPr>
+          <w:rFonts w:hint="eastAsia"/>
+          <w:bCs/>
+          <w:lang w:val="en-US"/>
+        </w:rPr>
+        <w:t>這便</w:t>
+      </w:r>
+      <w:r>
+        <w:rPr>
+          <w:rFonts w:hint="eastAsia"/>
+          <w:bCs/>
+          <w:lang w:val="en-US"/>
+        </w:rPr>
+        <w:t>需要從文書正文中尋找相關線索，並與其他文書相互比對，才能</w:t>
+      </w:r>
+      <w:r>
+        <w:rPr>
+          <w:rFonts w:hint="eastAsia"/>
+          <w:bCs/>
+          <w:lang w:val="en-US"/>
+        </w:rPr>
+        <w:t>確認和</w:t>
+      </w:r>
+      <w:r>
+        <w:rPr>
+          <w:rFonts w:hint="eastAsia"/>
+          <w:bCs/>
+          <w:lang w:val="en-US"/>
+        </w:rPr>
+        <w:t>重建這些更深層的關係</w:t>
+      </w:r>
+      <w:r>
+        <w:rPr>
+          <w:rFonts w:hint="eastAsia"/>
+          <w:bCs/>
+          <w:lang w:val="en-US"/>
+        </w:rPr>
+        <w:t>。</w:t>
+      </w:r>
+    </w:p>
+    <w:p>
+      <w:pPr>
+        <w:rPr>
+          <w:bCs/>
+          <w:lang w:val="en-US"/>
+        </w:rPr>
+      </w:pPr>
+    </w:p>
+    <w:p>
+      <w:pPr>
+        <w:rPr>
+          <w:bCs/>
+          <w:lang w:val="en-US"/>
+        </w:rPr>
+      </w:pPr>
+      <w:r>
+        <w:rPr>
+          <w:rFonts w:hint="eastAsia"/>
+          <w:bCs/>
+          <w:lang w:val="en-US"/>
+        </w:rPr>
+        <w:t>平台</w:t>
+      </w:r>
+      <w:r>
+        <w:rPr>
+          <w:rFonts w:hint="eastAsia"/>
+          <w:bCs/>
+          <w:lang w:val="en-US"/>
+        </w:rPr>
+        <w:t>因此</w:t>
+      </w:r>
+      <w:r>
+        <w:rPr>
+          <w:rFonts w:hint="eastAsia"/>
+          <w:bCs/>
+          <w:lang w:val="en-US"/>
+        </w:rPr>
+        <w:t>設有兩</w:t>
+      </w:r>
+      <w:r>
+        <w:rPr>
+          <w:rFonts w:hint="eastAsia"/>
+          <w:bCs/>
+          <w:lang w:val="en-US"/>
+        </w:rPr>
+        <w:t>種的</w:t>
+      </w:r>
+      <w:r>
+        <w:rPr>
+          <w:rFonts w:hint="eastAsia"/>
+          <w:bCs/>
+          <w:lang w:val="en-US"/>
+        </w:rPr>
+        <w:t xml:space="preserve"> Skills</w:t>
+      </w:r>
+      <w:r>
+        <w:rPr>
+          <w:rFonts w:hint="eastAsia"/>
+          <w:bCs/>
+          <w:lang w:val="en-US"/>
+        </w:rPr>
+        <w:t>，分別用</w:t>
+      </w:r>
+      <w:r>
+        <w:rPr>
+          <w:rFonts w:hint="eastAsia"/>
+          <w:bCs/>
+          <w:lang w:val="en-US"/>
+        </w:rPr>
+        <w:t>於辨識一份奏摺所回應的硃批或上諭</w:t>
+      </w:r>
+      <w:r>
+        <w:rPr>
+          <w:rFonts w:hint="eastAsia"/>
+          <w:bCs/>
+          <w:lang w:val="en-US"/>
+        </w:rPr>
+        <w:t>，以及</w:t>
+      </w:r>
+      <w:r>
+        <w:rPr>
+          <w:rFonts w:hint="eastAsia"/>
+          <w:bCs/>
+          <w:lang w:val="en-US"/>
+        </w:rPr>
+        <w:t>辨識一份上諭所回應的奏摺</w:t>
+      </w:r>
+      <w:r>
+        <w:rPr>
+          <w:rFonts w:hint="eastAsia"/>
+          <w:bCs/>
+          <w:lang w:val="en-US"/>
+        </w:rPr>
+        <w:t>。</w:t>
+      </w:r>
+    </w:p>
+    <w:p>
+      <w:pPr>
+        <w:rPr>
+          <w:bCs/>
+          <w:lang w:val="en-US"/>
+        </w:rPr>
+      </w:pPr>
+    </w:p>
+    <w:p>
+      <w:pPr>
+        <w:rPr>
+          <w:rFonts w:hint="eastAsia"/>
+          <w:bCs/>
+          <w:lang w:val="en-US"/>
+        </w:rPr>
+      </w:pPr>
+      <w:r>
+        <w:rPr>
+          <w:bCs/>
+          <w:lang w:val="en-US"/>
+        </w:rPr>
+        <w:tab/>
+      </w:r>
+      <w:r>
+        <w:rPr>
+          <w:bCs/>
+          <w:lang w:val="en-US"/>
+        </w:rPr>
+        <w:tab/>
+      </w:r>
+      <w:r>
+        <w:rPr>
+          <w:bCs/>
+          <w:lang w:val="en-US"/>
+        </w:rPr>
+        <w:tab/>
+      </w:r>
+      <w:r>
+        <w:rPr>
+          <w:bCs/>
+          <w:lang w:val="en-US"/>
+        </w:rPr>
+        <w:tab/>
+      </w:r>
+      <w:r>
+        <w:rPr>
+          <w:rFonts w:hint="eastAsia"/>
+          <w:bCs/>
+          <w:lang w:val="en-US"/>
+        </w:rPr>
+        <w:t xml:space="preserve">1. </w:t>
+      </w:r>
+      <w:r>
+        <w:rPr>
+          <w:rFonts w:hint="eastAsia"/>
+          <w:bCs/>
+          <w:lang w:val="en-US"/>
+        </w:rPr>
+        <w:t>辨識奏摺所回應的</w:t>
+      </w:r>
+      <w:r>
+        <w:rPr>
+          <w:rFonts w:hint="eastAsia"/>
+          <w:bCs/>
+          <w:lang w:val="en-US"/>
+        </w:rPr>
+        <w:t>上諭</w:t>
+      </w:r>
+    </w:p>
+    <w:p>
+      <w:pPr>
+        <w:rPr>
+          <w:bCs/>
+          <w:lang w:val="en-US"/>
+        </w:rPr>
+      </w:pPr>
+      <w:r>
+        <w:rPr>
+          <w:rFonts w:hint="eastAsia"/>
+          <w:bCs/>
+          <w:lang w:val="en-US"/>
+        </w:rPr>
+        <w:t>「上諭—回應配對」</w:t>
+      </w:r>
+      <w:r>
+        <w:rPr>
+          <w:rFonts w:hint="eastAsia"/>
+          <w:bCs/>
+          <w:lang w:val="en-US"/>
+        </w:rPr>
+        <w:t xml:space="preserve">Skill </w:t>
+      </w:r>
+      <w:r>
+        <w:rPr>
+          <w:rFonts w:hint="eastAsia"/>
+          <w:bCs/>
+          <w:lang w:val="en-US"/>
+        </w:rPr>
+        <w:t>會根據以下線索，辨識一份奏摺所回應的上諭</w:t>
+      </w:r>
+      <w:r>
+        <w:rPr>
+          <w:rFonts w:hint="eastAsia"/>
+          <w:bCs/>
+          <w:lang w:val="en-US"/>
+        </w:rPr>
+        <w:t>：</w:t>
+      </w:r>
+    </w:p>
+    <w:p>
+      <w:pPr>
+        <w:rPr>
+          <w:rFonts w:hint="eastAsia"/>
+          <w:bCs/>
+          <w:lang w:val="en-US"/>
+        </w:rPr>
+      </w:pPr>
+    </w:p>
+    <w:p>
+      <w:pPr>
+        <w:rPr>
+          <w:bCs/>
+          <w:lang w:val="en-US"/>
+        </w:rPr>
+      </w:pPr>
+      <w:r>
+        <w:rPr>
+          <w:rFonts w:hint="eastAsia"/>
+          <w:bCs/>
+          <w:lang w:val="en-US"/>
+        </w:rPr>
+        <w:t>首先，官員在奏摺中回應皇帝的上諭時，通常會使用「奉上諭」、「奉聖諭」、「聖諭」、「奉廷寄」、「欽奉諭旨」或「欽奉上諭」等引述標記，</w:t>
+      </w:r>
+      <w:r>
+        <w:rPr>
+          <w:rFonts w:hint="eastAsia"/>
+          <w:bCs/>
+          <w:lang w:val="en-US"/>
+        </w:rPr>
+        <w:t>並在標記前寫明上諭的發出日期，</w:t>
+      </w:r>
+      <w:r>
+        <w:rPr>
+          <w:rFonts w:hint="eastAsia"/>
+          <w:bCs/>
+          <w:lang w:val="en-US"/>
+        </w:rPr>
+        <w:t>再引用上諭的內容</w:t>
+      </w:r>
+      <w:r>
+        <w:rPr>
+          <w:rFonts w:hint="eastAsia"/>
+          <w:bCs/>
+          <w:lang w:val="en-US"/>
+        </w:rPr>
+        <w:t>，部分也會使用</w:t>
+      </w:r>
+      <w:r>
+        <w:rPr>
+          <w:rFonts w:hint="eastAsia"/>
+          <w:bCs/>
+          <w:lang w:val="en-US"/>
+        </w:rPr>
+        <w:t>「接奉」、「接准」或「敬奉」</w:t>
+      </w:r>
+      <w:r>
+        <w:rPr>
+          <w:rFonts w:hint="eastAsia"/>
+          <w:bCs/>
+          <w:lang w:val="en-US"/>
+        </w:rPr>
+        <w:t>等的標記，注明自己收到上諭的日期。</w:t>
+      </w:r>
+      <w:r>
+        <w:rPr>
+          <w:rFonts w:hint="eastAsia"/>
+          <w:bCs/>
+          <w:lang w:val="en-US"/>
+        </w:rPr>
+        <w:t>因此，平台會先利用</w:t>
+      </w:r>
+      <w:r>
+        <w:rPr>
+          <w:rFonts w:hint="eastAsia"/>
+          <w:bCs/>
+          <w:lang w:val="en-US"/>
+        </w:rPr>
+        <w:t xml:space="preserve"> Python </w:t>
+      </w:r>
+      <w:r>
+        <w:rPr>
+          <w:rFonts w:hint="eastAsia"/>
+          <w:bCs/>
+          <w:lang w:val="en-US"/>
+        </w:rPr>
+        <w:t>從原始文書中擷取這些標記</w:t>
+      </w:r>
+      <w:r>
+        <w:rPr>
+          <w:rFonts w:hint="eastAsia"/>
+          <w:bCs/>
+          <w:lang w:val="en-US"/>
+        </w:rPr>
+        <w:t>、</w:t>
+      </w:r>
+      <w:r>
+        <w:rPr>
+          <w:rFonts w:hint="eastAsia"/>
+          <w:bCs/>
+          <w:lang w:val="en-US"/>
+        </w:rPr>
+        <w:t>引文和日期，再與較早的上諭內容作出比較。</w:t>
+      </w:r>
+    </w:p>
+    <w:p>
+      <w:pPr>
+        <w:rPr>
+          <w:rFonts w:hint="eastAsia"/>
+          <w:bCs/>
+          <w:lang w:val="en-US"/>
+        </w:rPr>
+      </w:pPr>
+    </w:p>
+    <w:p>
+      <w:pPr>
+        <w:rPr>
+          <w:bCs/>
+          <w:lang w:val="en-US"/>
+        </w:rPr>
+      </w:pPr>
+      <w:r>
+        <w:rPr>
+          <w:rFonts w:hint="eastAsia"/>
+          <w:bCs/>
+          <w:lang w:val="en-US"/>
+        </w:rPr>
+        <w:t>系統會根據三項條件篩選候選文書。第一，上諭的發佈日期必須</w:t>
+      </w:r>
+      <w:r>
+        <w:rPr>
+          <w:rFonts w:hint="eastAsia"/>
+          <w:bCs/>
+          <w:lang w:val="en-US"/>
+        </w:rPr>
+        <w:t>和</w:t>
+      </w:r>
+      <w:r>
+        <w:rPr>
+          <w:rFonts w:hint="eastAsia"/>
+          <w:bCs/>
+          <w:lang w:val="en-US"/>
+        </w:rPr>
+        <w:t>「</w:t>
+      </w:r>
+      <w:r>
+        <w:rPr>
+          <w:rFonts w:hint="eastAsia"/>
+          <w:bCs/>
+          <w:lang w:val="en-US"/>
+        </w:rPr>
+        <w:t>奉上諭</w:t>
+      </w:r>
+      <w:r>
+        <w:rPr>
+          <w:rFonts w:hint="eastAsia"/>
+          <w:bCs/>
+          <w:lang w:val="en-US"/>
+        </w:rPr>
+        <w:t>」</w:t>
+      </w:r>
+      <w:r>
+        <w:rPr>
+          <w:rFonts w:hint="eastAsia"/>
+          <w:bCs/>
+          <w:lang w:val="en-US"/>
+        </w:rPr>
+        <w:t>標記前的日期相符；第二，奏摺作者應為上諭的受文官員之一；第三，奏摺</w:t>
+      </w:r>
+      <w:r>
+        <w:rPr>
+          <w:rFonts w:hint="eastAsia"/>
+          <w:bCs/>
+          <w:lang w:val="en-US"/>
+        </w:rPr>
+        <w:t>中的上諭引文</w:t>
+      </w:r>
+      <w:r>
+        <w:rPr>
+          <w:rFonts w:hint="eastAsia"/>
+          <w:bCs/>
+          <w:lang w:val="en-US"/>
+        </w:rPr>
+        <w:t>必須與候選上諭</w:t>
+      </w:r>
+      <w:r>
+        <w:rPr>
+          <w:rFonts w:hint="eastAsia"/>
+          <w:bCs/>
+          <w:lang w:val="en-US"/>
+        </w:rPr>
+        <w:t>的內容</w:t>
+      </w:r>
+      <w:r>
+        <w:rPr>
+          <w:rFonts w:hint="eastAsia"/>
+          <w:bCs/>
+          <w:lang w:val="en-US"/>
+        </w:rPr>
+        <w:t>完全或大致相同</w:t>
+      </w:r>
+      <w:r>
+        <w:rPr>
+          <w:rFonts w:hint="eastAsia"/>
+          <w:bCs/>
+          <w:lang w:val="en-US"/>
+        </w:rPr>
+        <w:t>。</w:t>
+      </w:r>
+    </w:p>
+    <w:p>
+      <w:pPr>
+        <w:rPr>
+          <w:rFonts w:hint="eastAsia"/>
+          <w:bCs/>
+          <w:lang w:val="en-US"/>
+        </w:rPr>
+      </w:pPr>
+    </w:p>
+    <w:p>
+      <w:pPr>
+        <w:rPr>
+          <w:bCs/>
+          <w:lang w:val="en-US"/>
+        </w:rPr>
+      </w:pPr>
+      <w:r>
+        <w:rPr>
+          <w:rFonts w:hint="eastAsia"/>
+          <w:bCs/>
+          <w:lang w:val="en-US"/>
+        </w:rPr>
+        <w:t xml:space="preserve">AI </w:t>
+      </w:r>
+      <w:r>
+        <w:rPr>
+          <w:rFonts w:hint="eastAsia"/>
+          <w:bCs/>
+          <w:lang w:val="en-US"/>
+        </w:rPr>
+        <w:t>會輸出結構化的結果，列出</w:t>
+      </w:r>
+      <w:r>
+        <w:rPr>
+          <w:rFonts w:hint="eastAsia"/>
+          <w:bCs/>
+          <w:lang w:val="en-US"/>
+        </w:rPr>
+        <w:t>相配</w:t>
+      </w:r>
+      <w:r>
+        <w:rPr>
+          <w:rFonts w:hint="eastAsia"/>
+          <w:bCs/>
+          <w:lang w:val="en-US"/>
+        </w:rPr>
+        <w:t>的上諭和奏摺，並提供兩份文書中的引文</w:t>
+      </w:r>
+      <w:r>
+        <w:rPr>
+          <w:rFonts w:hint="eastAsia"/>
+          <w:bCs/>
+          <w:lang w:val="en-US"/>
+        </w:rPr>
+        <w:t>和關鍵日期，包括</w:t>
+      </w:r>
+      <w:r>
+        <w:rPr>
+          <w:rFonts w:hint="eastAsia"/>
+          <w:bCs/>
+          <w:lang w:val="en-US"/>
+        </w:rPr>
+        <w:t>上諭的發佈日期</w:t>
+      </w:r>
+      <w:r>
+        <w:rPr>
+          <w:rFonts w:hint="eastAsia"/>
+          <w:bCs/>
+          <w:lang w:val="en-US"/>
+        </w:rPr>
+        <w:t>、官員的收到</w:t>
+      </w:r>
+      <w:r>
+        <w:rPr>
+          <w:rFonts w:hint="eastAsia"/>
+          <w:bCs/>
+          <w:lang w:val="en-US"/>
+        </w:rPr>
+        <w:t>日期</w:t>
+      </w:r>
+      <w:r>
+        <w:rPr>
+          <w:rFonts w:hint="eastAsia"/>
+          <w:bCs/>
+          <w:lang w:val="en-US"/>
+        </w:rPr>
+        <w:t>和回覆日期</w:t>
+      </w:r>
+      <w:r>
+        <w:rPr>
+          <w:rFonts w:hint="eastAsia"/>
+          <w:bCs/>
+          <w:lang w:val="en-US"/>
+        </w:rPr>
+        <w:t>，供研究者</w:t>
+      </w:r>
+      <w:r>
+        <w:rPr>
+          <w:rFonts w:hint="eastAsia"/>
+          <w:bCs/>
+          <w:lang w:val="en-US"/>
+        </w:rPr>
+        <w:t>查核</w:t>
+      </w:r>
+      <w:r>
+        <w:rPr>
+          <w:rFonts w:hint="eastAsia"/>
+          <w:bCs/>
+          <w:lang w:val="en-US"/>
+        </w:rPr>
+        <w:t>。研究者確認無誤後，便可以</w:t>
+      </w:r>
+      <w:r>
+        <w:rPr>
+          <w:rFonts w:hint="eastAsia"/>
+          <w:bCs/>
+          <w:lang w:val="en-US"/>
+        </w:rPr>
+        <w:t>把</w:t>
+      </w:r>
+      <w:r>
+        <w:rPr>
+          <w:rFonts w:hint="eastAsia"/>
+          <w:bCs/>
+          <w:lang w:val="en-US"/>
+        </w:rPr>
+        <w:t>通信關係加入</w:t>
+      </w:r>
+      <w:r>
+        <w:rPr>
+          <w:rFonts w:hint="eastAsia"/>
+          <w:bCs/>
+          <w:lang w:val="en-US"/>
+        </w:rPr>
+        <w:t>到圖</w:t>
+      </w:r>
+      <w:r>
+        <w:rPr>
+          <w:rFonts w:hint="eastAsia"/>
+          <w:bCs/>
+          <w:lang w:val="en-US"/>
+        </w:rPr>
+        <w:t>表</w:t>
+      </w:r>
+      <w:r>
+        <w:rPr>
+          <w:rFonts w:hint="eastAsia"/>
+          <w:bCs/>
+          <w:lang w:val="en-US"/>
+        </w:rPr>
+        <w:t>中</w:t>
+      </w:r>
+      <w:r>
+        <w:rPr>
+          <w:rFonts w:hint="eastAsia"/>
+          <w:bCs/>
+          <w:lang w:val="en-US"/>
+        </w:rPr>
+        <w:t>。</w:t>
+      </w:r>
+    </w:p>
+    <w:p>
+      <w:pPr>
+        <w:rPr>
+          <w:rFonts w:hint="eastAsia"/>
+          <w:bCs/>
+          <w:lang w:val="en-US"/>
+        </w:rPr>
+      </w:pPr>
+    </w:p>
+    <w:p>
+      <w:pPr>
+        <w:rPr>
+          <w:bCs/>
+          <w:lang w:val="en-US"/>
+        </w:rPr>
+      </w:pPr>
+      <w:r>
+        <w:rPr>
+          <w:bCs/>
+          <w:lang w:val="en-US"/>
+        </w:rPr>
+        <w:tab/>
+      </w:r>
+      <w:r>
+        <w:rPr>
+          <w:bCs/>
+          <w:lang w:val="en-US"/>
+        </w:rPr>
+        <w:tab/>
+      </w:r>
+      <w:r>
+        <w:rPr>
+          <w:bCs/>
+          <w:lang w:val="en-US"/>
+        </w:rPr>
+        <w:tab/>
+      </w:r>
+      <w:r>
+        <w:rPr>
+          <w:bCs/>
+          <w:lang w:val="en-US"/>
+        </w:rPr>
+        <w:tab/>
+      </w:r>
+      <w:r>
+        <w:rPr>
+          <w:rFonts w:hint="eastAsia"/>
+          <w:bCs/>
+          <w:lang w:val="en-US"/>
+        </w:rPr>
+        <w:t xml:space="preserve">2. </w:t>
+      </w:r>
+      <w:r>
+        <w:rPr>
+          <w:rFonts w:hint="eastAsia"/>
+          <w:bCs/>
+          <w:lang w:val="en-US"/>
+        </w:rPr>
+        <w:t>辨識奏摺所回應的</w:t>
+      </w:r>
+      <w:r>
+        <w:rPr>
+          <w:rFonts w:hint="eastAsia"/>
+          <w:bCs/>
+          <w:lang w:val="en-US"/>
+        </w:rPr>
+        <w:t>硃批</w:t>
+      </w:r>
+    </w:p>
+    <w:p>
+      <w:pPr>
+        <w:rPr>
+          <w:bCs/>
+          <w:lang w:val="en-US"/>
+        </w:rPr>
+      </w:pPr>
+      <w:r>
+        <w:rPr>
+          <w:rFonts w:hint="eastAsia"/>
+          <w:bCs/>
+          <w:lang w:val="en-US"/>
+        </w:rPr>
+        <w:t>在</w:t>
+      </w:r>
+      <w:r>
+        <w:rPr>
+          <w:rFonts w:hint="eastAsia"/>
+          <w:bCs/>
+          <w:lang w:val="en-US"/>
+        </w:rPr>
+        <w:t>回應皇帝</w:t>
+      </w:r>
+      <w:r>
+        <w:rPr>
+          <w:rFonts w:hint="eastAsia"/>
+          <w:bCs/>
+          <w:lang w:val="en-US"/>
+        </w:rPr>
+        <w:t>的硃批時，官員同樣會</w:t>
+      </w:r>
+      <w:r>
+        <w:rPr>
+          <w:rFonts w:hint="eastAsia"/>
+          <w:bCs/>
+          <w:lang w:val="en-US"/>
+        </w:rPr>
+        <w:t>用「奉硃批」、「奉到硃批」、「敬奉硃批」、「欽奉硃批」或「蒙硃批」等引述標記，再引用硃批原文</w:t>
+      </w:r>
+      <w:r>
+        <w:rPr>
+          <w:rFonts w:hint="eastAsia"/>
+          <w:bCs/>
+          <w:lang w:val="en-US"/>
+        </w:rPr>
+        <w:t>。</w:t>
+      </w:r>
+      <w:r>
+        <w:rPr>
+          <w:rFonts w:hint="eastAsia"/>
+          <w:bCs/>
+          <w:lang w:val="en-US"/>
+        </w:rPr>
+        <w:t>因此，辨識奏摺所回應硃批的</w:t>
+      </w:r>
+      <w:r>
+        <w:rPr>
+          <w:rFonts w:hint="eastAsia"/>
+          <w:bCs/>
+          <w:lang w:val="en-US"/>
+        </w:rPr>
+        <w:t xml:space="preserve"> Skill</w:t>
+      </w:r>
+      <w:r>
+        <w:rPr>
+          <w:rFonts w:hint="eastAsia"/>
+          <w:bCs/>
+          <w:lang w:val="en-US"/>
+        </w:rPr>
+        <w:t>，其方法和判斷邏輯與「上諭—回應配對」</w:t>
+      </w:r>
+      <w:r>
+        <w:rPr>
+          <w:rFonts w:hint="eastAsia"/>
+          <w:bCs/>
+          <w:lang w:val="en-US"/>
+        </w:rPr>
+        <w:t>基本相同</w:t>
+      </w:r>
+      <w:r>
+        <w:rPr>
+          <w:rFonts w:hint="eastAsia"/>
+          <w:bCs/>
+          <w:lang w:val="en-US"/>
+        </w:rPr>
+        <w:t>。</w:t>
+      </w:r>
+    </w:p>
+    <w:p>
+      <w:pPr>
+        <w:rPr>
+          <w:bCs/>
+          <w:lang w:val="en-US"/>
+        </w:rPr>
+      </w:pPr>
+    </w:p>
+    <w:p>
+      <w:pPr>
+        <w:rPr>
+          <w:bCs/>
+          <w:lang w:val="en-US"/>
+        </w:rPr>
+      </w:pPr>
+      <w:r>
+        <w:rPr>
+          <w:bCs/>
+          <w:lang w:val="en-US"/>
+        </w:rPr>
+        <w:tab/>
+      </w:r>
+      <w:r>
+        <w:rPr>
+          <w:bCs/>
+          <w:lang w:val="en-US"/>
+        </w:rPr>
+        <w:tab/>
+      </w:r>
+      <w:r>
+        <w:rPr>
+          <w:bCs/>
+          <w:lang w:val="en-US"/>
+        </w:rPr>
+        <w:tab/>
+      </w:r>
+      <w:r>
+        <w:rPr>
+          <w:bCs/>
+          <w:lang w:val="en-US"/>
+        </w:rPr>
+        <w:tab/>
+      </w:r>
+      <w:r>
+        <w:rPr>
+          <w:rFonts w:hint="eastAsia"/>
+          <w:bCs/>
+          <w:lang w:val="en-US"/>
+        </w:rPr>
+        <w:t xml:space="preserve">3. </w:t>
+      </w:r>
+      <w:r>
+        <w:rPr>
+          <w:rFonts w:hint="eastAsia"/>
+          <w:bCs/>
+          <w:lang w:val="en-US"/>
+        </w:rPr>
+        <w:t>辨識上諭所</w:t>
+      </w:r>
+      <w:r>
+        <w:rPr>
+          <w:rFonts w:hint="eastAsia"/>
+          <w:bCs/>
+          <w:lang w:val="en-US"/>
+        </w:rPr>
+        <w:t>回應</w:t>
+      </w:r>
+      <w:r>
+        <w:rPr>
+          <w:rFonts w:hint="eastAsia"/>
+          <w:bCs/>
+          <w:lang w:val="en-US"/>
+        </w:rPr>
+        <w:t>的奏摺</w:t>
+      </w:r>
+    </w:p>
+    <w:p>
+      <w:pPr>
+        <w:rPr>
+          <w:bCs/>
+          <w:lang w:val="en-US"/>
+        </w:rPr>
+      </w:pPr>
+      <w:r>
+        <w:rPr>
+          <w:rFonts w:hint="eastAsia"/>
+          <w:bCs/>
+          <w:lang w:val="en-US"/>
+        </w:rPr>
+        <w:t>系統會使用</w:t>
+      </w:r>
+      <w:r>
+        <w:rPr>
+          <w:rFonts w:hint="eastAsia"/>
+          <w:bCs/>
+          <w:lang w:val="en-US"/>
+        </w:rPr>
+        <w:t>「上諭來源配對」</w:t>
+      </w:r>
+      <w:r>
+        <w:rPr>
+          <w:rFonts w:hint="eastAsia"/>
+          <w:bCs/>
+          <w:lang w:val="en-US"/>
+        </w:rPr>
+        <w:t xml:space="preserve">Skill </w:t>
+      </w:r>
+      <w:r>
+        <w:rPr>
+          <w:rFonts w:hint="eastAsia"/>
+          <w:bCs/>
+          <w:lang w:val="en-US"/>
+        </w:rPr>
+        <w:t>辨識上諭所回應的奏摺</w:t>
+      </w:r>
+      <w:r>
+        <w:rPr>
+          <w:rFonts w:hint="eastAsia"/>
+          <w:bCs/>
+          <w:lang w:val="en-US"/>
+        </w:rPr>
+        <w:t>。</w:t>
+      </w:r>
+    </w:p>
+    <w:p>
+      <w:pPr>
+        <w:rPr>
+          <w:bCs/>
+          <w:lang w:val="en-US"/>
+        </w:rPr>
+      </w:pPr>
+    </w:p>
+    <w:p>
+      <w:pPr>
+        <w:rPr>
+          <w:bCs/>
+          <w:lang w:val="en-US"/>
+        </w:rPr>
+      </w:pPr>
+      <w:r>
+        <w:rPr>
+          <w:rFonts w:hint="eastAsia"/>
+          <w:bCs/>
+          <w:lang w:val="en-US"/>
+        </w:rPr>
+        <w:t>在評論</w:t>
+      </w:r>
+      <w:r>
+        <w:rPr>
+          <w:rFonts w:hint="eastAsia"/>
+          <w:bCs/>
+          <w:lang w:val="en-US"/>
+        </w:rPr>
+        <w:t>官員奏報</w:t>
+      </w:r>
+      <w:r>
+        <w:rPr>
+          <w:rFonts w:hint="eastAsia"/>
+          <w:bCs/>
+          <w:lang w:val="en-US"/>
+        </w:rPr>
+        <w:t>和</w:t>
+      </w:r>
+      <w:r>
+        <w:rPr>
+          <w:rFonts w:hint="eastAsia"/>
+          <w:bCs/>
+          <w:lang w:val="en-US"/>
+        </w:rPr>
+        <w:t>下達命令前，上諭通常會先使用「據某人奏」、「據某人馳奏」或「據某人奏稱」等引述標記</w:t>
+      </w:r>
+      <w:r>
+        <w:rPr>
+          <w:rFonts w:hint="eastAsia"/>
+          <w:bCs/>
+          <w:lang w:val="en-US"/>
+        </w:rPr>
+        <w:t>，</w:t>
+      </w:r>
+      <w:r>
+        <w:rPr>
+          <w:rFonts w:hint="eastAsia"/>
+          <w:bCs/>
+          <w:lang w:val="en-US"/>
+        </w:rPr>
+        <w:t>交代皇帝所收到的官員奏報</w:t>
+      </w:r>
+      <w:r>
+        <w:rPr>
+          <w:rFonts w:hint="eastAsia"/>
+          <w:bCs/>
+          <w:lang w:val="en-US"/>
+        </w:rPr>
+        <w:t>。</w:t>
+      </w:r>
+    </w:p>
+    <w:p>
+      <w:pPr>
+        <w:rPr>
+          <w:bCs/>
+          <w:lang w:val="en-US"/>
+        </w:rPr>
+      </w:pPr>
+    </w:p>
+    <w:p>
+      <w:pPr>
+        <w:rPr>
+          <w:bCs/>
+          <w:lang w:val="en-US"/>
+        </w:rPr>
+      </w:pPr>
+      <w:r>
+        <w:rPr>
+          <w:rFonts w:hint="eastAsia"/>
+          <w:bCs/>
+          <w:lang w:val="en-US"/>
+        </w:rPr>
+        <w:t>然而，與回應上諭的奏摺不同，上諭通常不會註明皇帝何時收到相關奏摺</w:t>
+      </w:r>
+      <w:r>
+        <w:rPr>
+          <w:rFonts w:hint="eastAsia"/>
+          <w:bCs/>
+          <w:lang w:val="en-US"/>
+        </w:rPr>
+        <w:t>，以及</w:t>
+      </w:r>
+      <w:r>
+        <w:rPr>
+          <w:rFonts w:hint="eastAsia"/>
+          <w:bCs/>
+          <w:lang w:val="en-US"/>
+        </w:rPr>
+        <w:t>相關奏摺</w:t>
+      </w:r>
+      <w:r>
+        <w:rPr>
+          <w:rFonts w:hint="eastAsia"/>
+          <w:bCs/>
+          <w:lang w:val="en-US"/>
+        </w:rPr>
+        <w:t>的</w:t>
+      </w:r>
+      <w:r>
+        <w:rPr>
+          <w:rFonts w:hint="eastAsia"/>
+          <w:bCs/>
+          <w:lang w:val="en-US"/>
+        </w:rPr>
+        <w:t>發送日期。</w:t>
+      </w:r>
+    </w:p>
+    <w:p>
+      <w:pPr>
+        <w:rPr>
+          <w:bCs/>
+          <w:lang w:val="en-US"/>
+        </w:rPr>
+      </w:pPr>
+    </w:p>
+    <w:p>
+      <w:pPr>
+        <w:rPr>
+          <w:rFonts w:hint="eastAsia"/>
+          <w:bCs/>
+          <w:lang w:val="en-US"/>
+        </w:rPr>
+      </w:pPr>
+      <w:r>
+        <w:rPr>
+          <w:rFonts w:hint="eastAsia"/>
+          <w:bCs/>
+          <w:lang w:val="en-US"/>
+        </w:rPr>
+        <w:t>此外，同一項資訊可能由多位官員</w:t>
+      </w:r>
+      <w:r>
+        <w:rPr>
+          <w:rFonts w:hint="eastAsia"/>
+          <w:bCs/>
+          <w:lang w:val="en-US"/>
+        </w:rPr>
+        <w:t>奏報</w:t>
+      </w:r>
+      <w:r>
+        <w:rPr>
+          <w:rFonts w:hint="eastAsia"/>
+          <w:bCs/>
+          <w:lang w:val="en-US"/>
+        </w:rPr>
+        <w:t>，而上諭</w:t>
+      </w:r>
+      <w:r>
+        <w:rPr>
+          <w:rFonts w:hint="eastAsia"/>
+          <w:bCs/>
+          <w:lang w:val="en-US"/>
+        </w:rPr>
+        <w:t>卻大多</w:t>
+      </w:r>
+      <w:r>
+        <w:rPr>
+          <w:rFonts w:hint="eastAsia"/>
+          <w:bCs/>
+          <w:lang w:val="en-US"/>
+        </w:rPr>
+        <w:t>只會使用「據某人等奏稱」或「據奏」</w:t>
+      </w:r>
+      <w:r>
+        <w:rPr>
+          <w:rFonts w:hint="eastAsia"/>
+          <w:bCs/>
+          <w:lang w:val="en-US"/>
+        </w:rPr>
+        <w:t>的</w:t>
+      </w:r>
+      <w:r>
+        <w:rPr>
+          <w:rFonts w:hint="eastAsia"/>
+          <w:bCs/>
+          <w:lang w:val="en-US"/>
+        </w:rPr>
+        <w:t>標記，不會列出所有</w:t>
+      </w:r>
+      <w:r>
+        <w:rPr>
+          <w:rFonts w:hint="eastAsia"/>
+          <w:bCs/>
+          <w:lang w:val="en-US"/>
+        </w:rPr>
+        <w:t>的</w:t>
+      </w:r>
+      <w:r>
+        <w:rPr>
+          <w:rFonts w:hint="eastAsia"/>
+          <w:bCs/>
+          <w:lang w:val="en-US"/>
+        </w:rPr>
+        <w:t>奏報官員。因此，不能只</w:t>
+      </w:r>
+      <w:r>
+        <w:rPr>
+          <w:rFonts w:hint="eastAsia"/>
+          <w:bCs/>
+          <w:lang w:val="en-US"/>
+        </w:rPr>
+        <w:t>用</w:t>
+      </w:r>
+      <w:r>
+        <w:rPr>
+          <w:rFonts w:hint="eastAsia"/>
+          <w:bCs/>
+          <w:lang w:val="en-US"/>
+        </w:rPr>
+        <w:t xml:space="preserve"> Python </w:t>
+      </w:r>
+      <w:r>
+        <w:rPr>
+          <w:rFonts w:hint="eastAsia"/>
+          <w:bCs/>
+          <w:lang w:val="en-US"/>
+        </w:rPr>
+        <w:t>擷取人名或標記，來確定上諭所</w:t>
+      </w:r>
+      <w:r>
+        <w:rPr>
+          <w:rFonts w:hint="eastAsia"/>
+          <w:bCs/>
+          <w:lang w:val="en-US"/>
+        </w:rPr>
+        <w:t>回應</w:t>
+      </w:r>
+      <w:r>
+        <w:rPr>
+          <w:rFonts w:hint="eastAsia"/>
+          <w:bCs/>
+          <w:lang w:val="en-US"/>
+        </w:rPr>
+        <w:t>的奏摺。</w:t>
+      </w:r>
+    </w:p>
+    <w:p>
+      <w:pPr>
+        <w:rPr>
+          <w:rFonts w:hint="eastAsia"/>
+          <w:bCs/>
+          <w:lang w:val="en-US"/>
+        </w:rPr>
+      </w:pPr>
+    </w:p>
+    <w:p>
+      <w:pPr>
+        <w:rPr>
+          <w:bCs/>
+          <w:lang w:val="en-US"/>
+        </w:rPr>
+      </w:pPr>
+      <w:r>
+        <w:rPr>
+          <w:rFonts w:hint="eastAsia"/>
+          <w:bCs/>
+          <w:lang w:val="en-US"/>
+        </w:rPr>
+        <w:t>儘管如此，</w:t>
+      </w:r>
+      <w:r>
+        <w:rPr>
+          <w:rFonts w:hint="eastAsia"/>
+          <w:bCs/>
+          <w:lang w:val="en-US"/>
+        </w:rPr>
+        <w:t>上諭通常會回應</w:t>
+      </w:r>
+      <w:r>
+        <w:rPr>
+          <w:rFonts w:hint="eastAsia"/>
+          <w:bCs/>
+          <w:lang w:val="en-US"/>
+        </w:rPr>
+        <w:t>最新收到的</w:t>
+      </w:r>
+      <w:r>
+        <w:rPr>
+          <w:rFonts w:hint="eastAsia"/>
+          <w:bCs/>
+          <w:lang w:val="en-US"/>
+        </w:rPr>
+        <w:t>奏報，平台會先利用</w:t>
+      </w:r>
+      <w:r>
+        <w:rPr>
+          <w:rFonts w:hint="eastAsia"/>
+          <w:bCs/>
+          <w:lang w:val="en-US"/>
+        </w:rPr>
+        <w:t xml:space="preserve"> Python</w:t>
+      </w:r>
+      <w:r>
+        <w:rPr>
+          <w:rFonts w:hint="eastAsia"/>
+          <w:bCs/>
+          <w:lang w:val="en-US"/>
+        </w:rPr>
+        <w:t>搜尋上諭發布當日，以及發布前</w:t>
+      </w:r>
+      <w:r>
+        <w:rPr>
+          <w:rFonts w:hint="eastAsia"/>
+          <w:bCs/>
+          <w:lang w:val="en-US"/>
+        </w:rPr>
+        <w:t>5</w:t>
+      </w:r>
+      <w:r>
+        <w:rPr>
+          <w:rFonts w:hint="eastAsia"/>
+          <w:bCs/>
+          <w:lang w:val="en-US"/>
+        </w:rPr>
+        <w:t>日內收到的奏摺</w:t>
+      </w:r>
+      <w:r>
+        <w:rPr>
+          <w:rFonts w:hint="eastAsia"/>
+          <w:bCs/>
+          <w:lang w:val="en-US"/>
+        </w:rPr>
+        <w:t>，作為</w:t>
+      </w:r>
+      <w:r>
+        <w:rPr>
+          <w:rFonts w:hint="eastAsia"/>
+          <w:bCs/>
+          <w:lang w:val="en-US"/>
+        </w:rPr>
+        <w:t>後續分析的候選</w:t>
+      </w:r>
+      <w:r>
+        <w:rPr>
+          <w:rFonts w:hint="eastAsia"/>
+          <w:bCs/>
+          <w:lang w:val="en-US"/>
+        </w:rPr>
+        <w:t>文本</w:t>
+      </w:r>
+      <w:r>
+        <w:rPr>
+          <w:rFonts w:hint="eastAsia"/>
+          <w:bCs/>
+          <w:lang w:val="en-US"/>
+        </w:rPr>
+        <w:t>。</w:t>
+      </w:r>
+    </w:p>
+    <w:p>
+      <w:pPr>
+        <w:rPr>
+          <w:bCs/>
+          <w:lang w:val="en-US"/>
+        </w:rPr>
+      </w:pPr>
+    </w:p>
+    <w:p>
+      <w:pPr>
+        <w:rPr>
+          <w:bCs/>
+          <w:lang w:val="en-US"/>
+        </w:rPr>
+      </w:pPr>
+      <w:r>
+        <w:rPr>
+          <w:rFonts w:hint="eastAsia"/>
+          <w:bCs/>
+          <w:lang w:val="en-US"/>
+        </w:rPr>
+        <w:t>接著，系統會運用</w:t>
+      </w:r>
+      <w:r>
+        <w:rPr>
+          <w:rFonts w:hint="eastAsia"/>
+          <w:bCs/>
+          <w:lang w:val="en-US"/>
+        </w:rPr>
+        <w:t xml:space="preserve"> AI</w:t>
+      </w:r>
+      <w:r>
+        <w:rPr>
+          <w:rFonts w:hint="eastAsia"/>
+          <w:bCs/>
+          <w:lang w:val="en-US"/>
+        </w:rPr>
+        <w:t>，先提取上諭中</w:t>
+      </w:r>
+      <w:r>
+        <w:rPr>
+          <w:rFonts w:hint="eastAsia"/>
+          <w:bCs/>
+          <w:lang w:val="en-US"/>
+        </w:rPr>
+        <w:t>有</w:t>
+      </w:r>
+      <w:r>
+        <w:rPr>
+          <w:rFonts w:hint="eastAsia"/>
+          <w:bCs/>
+          <w:lang w:val="en-US"/>
+        </w:rPr>
+        <w:t>「據奏」標記的資訊，再閱讀每份候選奏摺的正文，判斷該資訊出現於哪一份或哪些奏摺之中</w:t>
+      </w:r>
+      <w:r>
+        <w:rPr>
+          <w:rFonts w:hint="eastAsia"/>
+          <w:bCs/>
+          <w:lang w:val="en-US"/>
+        </w:rPr>
+        <w:t>，從以</w:t>
+      </w:r>
+      <w:r>
+        <w:rPr>
+          <w:rFonts w:hint="eastAsia"/>
+          <w:bCs/>
+          <w:lang w:val="en-US"/>
+        </w:rPr>
+        <w:t>辨識</w:t>
+      </w:r>
+      <w:r>
+        <w:rPr>
+          <w:rFonts w:hint="eastAsia"/>
+          <w:bCs/>
+          <w:lang w:val="en-US"/>
+        </w:rPr>
+        <w:t>哪些</w:t>
+      </w:r>
+      <w:r>
+        <w:rPr>
+          <w:rFonts w:hint="eastAsia"/>
+          <w:bCs/>
+          <w:lang w:val="en-US"/>
+        </w:rPr>
+        <w:t>奏摺</w:t>
+      </w:r>
+      <w:r>
+        <w:rPr>
+          <w:rFonts w:hint="eastAsia"/>
+          <w:bCs/>
+          <w:lang w:val="en-US"/>
+        </w:rPr>
+        <w:t>是</w:t>
+      </w:r>
+      <w:r>
+        <w:rPr>
+          <w:rFonts w:hint="eastAsia"/>
+          <w:bCs/>
+          <w:lang w:val="en-US"/>
+        </w:rPr>
+        <w:t>上諭</w:t>
+      </w:r>
+      <w:r>
+        <w:rPr>
+          <w:rFonts w:hint="eastAsia"/>
+          <w:bCs/>
+          <w:lang w:val="en-US"/>
+        </w:rPr>
+        <w:t>的</w:t>
+      </w:r>
+      <w:r>
+        <w:rPr>
+          <w:rFonts w:hint="eastAsia"/>
+          <w:bCs/>
+          <w:lang w:val="en-US"/>
+        </w:rPr>
+        <w:t>回應</w:t>
+      </w:r>
+      <w:r>
+        <w:rPr>
+          <w:rFonts w:hint="eastAsia"/>
+          <w:bCs/>
+          <w:lang w:val="en-US"/>
+        </w:rPr>
+        <w:t>對象。</w:t>
+      </w:r>
+    </w:p>
+    <w:p>
+      <w:pPr>
+        <w:rPr>
+          <w:bCs/>
+          <w:lang w:val="en-US"/>
+        </w:rPr>
+      </w:pPr>
+    </w:p>
+    <w:p>
+      <w:pPr>
+        <w:rPr>
+          <w:bCs/>
+          <w:lang w:val="en-US"/>
+        </w:rPr>
+      </w:pPr>
+      <w:r>
+        <w:rPr>
+          <w:bCs/>
+          <w:lang w:val="en-US"/>
+        </w:rPr>
+        <w:tab/>
+      </w:r>
+      <w:r>
+        <w:rPr>
+          <w:bCs/>
+          <w:lang w:val="en-US"/>
+        </w:rPr>
+        <w:tab/>
+      </w:r>
+      <w:r>
+        <w:rPr>
+          <w:bCs/>
+          <w:lang w:val="en-US"/>
+        </w:rPr>
+        <w:tab/>
+      </w:r>
+      <w:r>
+        <w:rPr>
+          <w:rFonts w:hint="eastAsia"/>
+          <w:lang w:val="en-US"/>
+        </w:rPr>
+        <w:t xml:space="preserve">(cover bar UI) </w:t>
+      </w:r>
+      <w:r>
+        <w:rPr>
+          <w:rFonts w:hint="eastAsia"/>
+          <w:bCs/>
+          <w:lang w:val="en-US"/>
+        </w:rPr>
+        <w:t xml:space="preserve">3. </w:t>
+      </w:r>
+      <w:r>
+        <w:rPr>
+          <w:rFonts w:hint="eastAsia"/>
+          <w:bCs/>
+          <w:lang w:val="en-US"/>
+        </w:rPr>
+        <w:t>抽</w:t>
+      </w:r>
+      <w:r>
+        <w:rPr>
+          <w:rFonts w:hint="eastAsia"/>
+          <w:bCs/>
+          <w:lang w:val="en-US"/>
+        </w:rPr>
+        <w:t>取奏摺的資訊</w:t>
+      </w:r>
+    </w:p>
+    <w:p>
+      <w:pPr>
+        <w:rPr>
+          <w:bCs/>
+          <w:lang w:val="en-US"/>
+        </w:rPr>
+      </w:pPr>
+      <w:r>
+        <w:rPr>
+          <w:rFonts w:hint="eastAsia"/>
+          <w:bCs/>
+          <w:lang w:val="en-US"/>
+        </w:rPr>
+        <w:t>完成通信關係重建後，平台會進一步從奏摺</w:t>
+      </w:r>
+      <w:r>
+        <w:rPr>
+          <w:rFonts w:hint="eastAsia"/>
+          <w:bCs/>
+          <w:lang w:val="en-US"/>
+        </w:rPr>
+        <w:t>和上諭</w:t>
+      </w:r>
+      <w:r>
+        <w:rPr>
+          <w:rFonts w:hint="eastAsia"/>
+          <w:bCs/>
+          <w:lang w:val="en-US"/>
+        </w:rPr>
+        <w:t>正文中</w:t>
+      </w:r>
+      <w:r>
+        <w:rPr>
+          <w:rFonts w:hint="eastAsia"/>
+          <w:bCs/>
+          <w:lang w:val="en-US"/>
+        </w:rPr>
+        <w:t>的資訊</w:t>
+      </w:r>
+      <w:r>
+        <w:rPr>
+          <w:rFonts w:hint="eastAsia"/>
+          <w:bCs/>
+          <w:lang w:val="en-US"/>
+        </w:rPr>
+        <w:t>。</w:t>
+      </w:r>
+    </w:p>
+    <w:p>
+      <w:pPr>
+        <w:rPr>
+          <w:bCs/>
+          <w:lang w:val="en-US"/>
+        </w:rPr>
+      </w:pPr>
+    </w:p>
+    <w:p>
+      <w:pPr>
+        <w:rPr>
+          <w:rFonts w:hint="eastAsia"/>
+          <w:bCs/>
+          <w:lang w:val="en-US"/>
+        </w:rPr>
+      </w:pPr>
+      <w:r>
+        <w:rPr>
+          <w:rFonts w:hint="eastAsia"/>
+          <w:bCs/>
+          <w:lang w:val="en-US"/>
+        </w:rPr>
+        <w:t>系統</w:t>
+      </w:r>
+      <w:r>
+        <w:rPr>
+          <w:rFonts w:hint="eastAsia"/>
+          <w:bCs/>
+          <w:lang w:val="en-US"/>
+        </w:rPr>
+        <w:t>把</w:t>
+      </w:r>
+      <w:r>
+        <w:rPr>
+          <w:rFonts w:hint="eastAsia"/>
+          <w:bCs/>
+          <w:lang w:val="en-US"/>
+        </w:rPr>
+        <w:t>奏摺內容</w:t>
+      </w:r>
+      <w:r>
+        <w:rPr>
+          <w:rFonts w:hint="eastAsia"/>
+          <w:bCs/>
+          <w:lang w:val="en-US"/>
+        </w:rPr>
+        <w:t>劃分</w:t>
+      </w:r>
+      <w:r>
+        <w:rPr>
+          <w:rFonts w:hint="eastAsia"/>
+          <w:bCs/>
+          <w:lang w:val="en-US"/>
+        </w:rPr>
+        <w:t>為四類資訊：官員奏報的事件、</w:t>
+      </w:r>
+      <w:r>
+        <w:rPr>
+          <w:rFonts w:hint="eastAsia"/>
+          <w:bCs/>
+          <w:lang w:val="en-US"/>
+        </w:rPr>
+        <w:t>奏報者與</w:t>
+      </w:r>
+      <w:r>
+        <w:rPr>
+          <w:rFonts w:hint="eastAsia"/>
+          <w:bCs/>
+          <w:lang w:val="en-US"/>
+        </w:rPr>
+        <w:t>其他官員對事件的回應、</w:t>
+      </w:r>
+      <w:r>
+        <w:rPr>
+          <w:rFonts w:hint="eastAsia"/>
+          <w:bCs/>
+          <w:lang w:val="en-US"/>
+        </w:rPr>
+        <w:t>以上兩種</w:t>
+      </w:r>
+      <w:r>
+        <w:rPr>
+          <w:rFonts w:hint="eastAsia"/>
+          <w:bCs/>
+          <w:lang w:val="en-US"/>
+        </w:rPr>
+        <w:t>資訊的來源，以及官員對皇帝先前硃批或上諭的回應。</w:t>
+      </w:r>
+      <w:r>
+        <w:rPr>
+          <w:rFonts w:hint="eastAsia"/>
+          <w:bCs/>
+          <w:lang w:val="en-US"/>
+        </w:rPr>
+        <w:t>系統</w:t>
+      </w:r>
+      <w:r>
+        <w:rPr>
+          <w:rFonts w:hint="eastAsia"/>
+          <w:bCs/>
+          <w:lang w:val="en-US"/>
+        </w:rPr>
+        <w:t>會用四種</w:t>
+      </w:r>
+      <w:r>
+        <w:rPr>
+          <w:rFonts w:hint="eastAsia"/>
+          <w:bCs/>
+          <w:lang w:val="en-US"/>
+        </w:rPr>
+        <w:t xml:space="preserve">Skills </w:t>
+      </w:r>
+      <w:r>
+        <w:rPr>
+          <w:rFonts w:hint="eastAsia"/>
+          <w:bCs/>
+          <w:lang w:val="en-US"/>
+        </w:rPr>
+        <w:t>讓</w:t>
+      </w:r>
+      <w:r>
+        <w:rPr>
+          <w:rFonts w:hint="eastAsia"/>
+          <w:bCs/>
+          <w:lang w:val="en-US"/>
+        </w:rPr>
+        <w:t>AI</w:t>
+      </w:r>
+      <w:r>
+        <w:rPr>
+          <w:rFonts w:hint="eastAsia"/>
+          <w:bCs/>
+          <w:lang w:val="en-US"/>
+        </w:rPr>
+        <w:t>抽取</w:t>
+      </w:r>
+      <w:r>
+        <w:rPr>
+          <w:rFonts w:hint="eastAsia"/>
+          <w:bCs/>
+          <w:lang w:val="en-US"/>
+        </w:rPr>
+        <w:t>以上資訊。</w:t>
+      </w:r>
+    </w:p>
+    <w:p>
+      <w:pPr>
+        <w:rPr>
+          <w:bCs/>
+          <w:lang w:val="en-US"/>
+        </w:rPr>
+      </w:pPr>
+    </w:p>
+    <w:p>
+      <w:pPr>
+        <w:rPr>
+          <w:bCs/>
+          <w:lang w:val="en-US"/>
+        </w:rPr>
+      </w:pPr>
+      <w:r>
+        <w:rPr>
+          <w:bCs/>
+          <w:lang w:val="en-US"/>
+        </w:rPr>
+        <w:br w:type="page"/>
+      </w:r>
+    </w:p>
+    <w:p>
+      <w:pPr>
+        <w:rPr>
+          <w:rFonts w:hint="eastAsia"/>
+          <w:bCs/>
+          <w:lang w:val="en-US"/>
+        </w:rPr>
+      </w:pPr>
+      <w:r>
+        <w:rPr>
+          <w:bCs/>
+          <w:lang w:val="en-US"/>
+        </w:rPr>
+        <w:lastRenderedPageBreak/>
+        <w:tab/>
+      </w:r>
+      <w:r>
+        <w:rPr>
+          <w:bCs/>
+          <w:lang w:val="en-US"/>
+        </w:rPr>
+        <w:tab/>
+      </w:r>
+      <w:r>
+        <w:rPr>
+          <w:bCs/>
+          <w:lang w:val="en-US"/>
+        </w:rPr>
+        <w:tab/>
+      </w:r>
+      <w:r>
+        <w:rPr>
+          <w:bCs/>
+          <w:lang w:val="en-US"/>
+        </w:rPr>
+        <w:tab/>
+      </w:r>
+      <w:r>
+        <w:rPr>
+          <w:rFonts w:hint="eastAsia"/>
+          <w:bCs/>
+          <w:lang w:val="en-US"/>
+        </w:rPr>
+        <w:t xml:space="preserve">1. </w:t>
+      </w:r>
+      <w:r>
+        <w:rPr>
+          <w:rFonts w:hint="eastAsia"/>
+          <w:bCs/>
+          <w:lang w:val="en-US"/>
+        </w:rPr>
+        <w:t>抽取</w:t>
+      </w:r>
+      <w:r>
+        <w:rPr>
+          <w:rFonts w:hint="eastAsia"/>
+          <w:bCs/>
+          <w:lang w:val="en-US"/>
+        </w:rPr>
+        <w:t>官員奏報的事件</w:t>
+      </w:r>
+      <w:r>
+        <w:rPr>
+          <w:rFonts w:hint="eastAsia"/>
+          <w:bCs/>
+          <w:lang w:val="en-US"/>
+        </w:rPr>
+        <w:t>、官員對事件的回應</w:t>
+      </w:r>
+    </w:p>
+    <w:p>
+      <w:pPr>
+        <w:rPr>
+          <w:bCs/>
+          <w:lang w:val="en-US"/>
+        </w:rPr>
+      </w:pPr>
+      <w:r>
+        <w:rPr>
+          <w:rFonts w:hint="eastAsia"/>
+          <w:bCs/>
+          <w:lang w:val="en-US"/>
+        </w:rPr>
+        <w:t>在</w:t>
+      </w:r>
+      <w:r>
+        <w:rPr>
+          <w:rFonts w:hint="eastAsia"/>
+          <w:bCs/>
+          <w:lang w:val="en-US"/>
+        </w:rPr>
+        <w:t>林爽文民變</w:t>
+      </w:r>
+      <w:r>
+        <w:rPr>
+          <w:rFonts w:hint="eastAsia"/>
+          <w:bCs/>
+          <w:lang w:val="en-US"/>
+        </w:rPr>
+        <w:t>的案例中</w:t>
+      </w:r>
+      <w:r>
+        <w:rPr>
+          <w:rFonts w:hint="eastAsia"/>
+          <w:bCs/>
+          <w:lang w:val="en-US"/>
+        </w:rPr>
+        <w:t>，官員奏報的事件就是林爽文及其部眾的軍事行動，官員的回應則包括已採取或計劃採取的軍事行動，以及非軍事措施（如後勤調度、案件調查）。</w:t>
+      </w:r>
+    </w:p>
+    <w:p>
+      <w:pPr>
+        <w:rPr>
+          <w:bCs/>
+          <w:lang w:val="en-US"/>
+        </w:rPr>
+      </w:pPr>
+    </w:p>
+    <w:p>
+      <w:pPr>
+        <w:rPr>
+          <w:bCs/>
+          <w:lang w:val="en-US"/>
+        </w:rPr>
+      </w:pPr>
+      <w:r>
+        <w:rPr>
+          <w:rFonts w:hint="eastAsia"/>
+          <w:bCs/>
+          <w:lang w:val="en-US"/>
+        </w:rPr>
+        <w:t>所有事件和回應皆由</w:t>
+      </w:r>
+      <w:r>
+        <w:rPr>
+          <w:rFonts w:hint="eastAsia"/>
+          <w:bCs/>
+          <w:lang w:val="en-US"/>
+        </w:rPr>
+        <w:t>AI</w:t>
+      </w:r>
+      <w:r>
+        <w:rPr>
+          <w:rFonts w:hint="eastAsia"/>
+          <w:bCs/>
+          <w:lang w:val="en-US"/>
+        </w:rPr>
+        <w:t>提取</w:t>
+      </w:r>
+      <w:r>
+        <w:rPr>
+          <w:rFonts w:hint="eastAsia"/>
+          <w:bCs/>
+          <w:lang w:val="en-US"/>
+        </w:rPr>
+        <w:t>，</w:t>
+      </w:r>
+      <w:r>
+        <w:rPr>
+          <w:rFonts w:hint="eastAsia"/>
+          <w:bCs/>
+          <w:lang w:val="en-US"/>
+        </w:rPr>
+        <w:t>並以結構化格式輸出，包含標題、描述、發生時間及相關引文，供研究者核對、修正及確認。確認無誤後，研究者便可把事件加入到平台的第一條時間線——「戰場事件」上。</w:t>
+      </w:r>
+    </w:p>
+    <w:p>
+      <w:pPr>
+        <w:rPr>
+          <w:bCs/>
+          <w:lang w:val="en-US"/>
+        </w:rPr>
+      </w:pPr>
+    </w:p>
+    <w:p>
+      <w:pPr>
+        <w:rPr>
+          <w:bCs/>
+          <w:lang w:val="en-US"/>
+        </w:rPr>
+      </w:pPr>
+      <w:r>
+        <w:rPr>
+          <w:rFonts w:hint="eastAsia"/>
+          <w:bCs/>
+          <w:lang w:val="en-US"/>
+        </w:rPr>
+        <w:t>考慮到每類事件（如軍事事件）包含</w:t>
+      </w:r>
+      <w:r>
+        <w:rPr>
+          <w:rFonts w:hint="eastAsia"/>
+          <w:bCs/>
+          <w:lang w:val="en-US"/>
+        </w:rPr>
+        <w:t>的</w:t>
+      </w:r>
+      <w:r>
+        <w:rPr>
+          <w:rFonts w:hint="eastAsia"/>
+          <w:bCs/>
+          <w:lang w:val="en-US"/>
+        </w:rPr>
+        <w:t>細類眾多（如攻城、防守、追捕等），研究者可根據研究需要，在</w:t>
+      </w:r>
+      <w:r>
+        <w:rPr>
+          <w:rFonts w:hint="eastAsia"/>
+          <w:bCs/>
+          <w:lang w:val="en-US"/>
+        </w:rPr>
+        <w:t xml:space="preserve"> Skills </w:t>
+      </w:r>
+      <w:r>
+        <w:rPr>
+          <w:rFonts w:hint="eastAsia"/>
+          <w:bCs/>
+          <w:lang w:val="en-US"/>
+        </w:rPr>
+        <w:t>中預先限定需抽取的事件類型及細類</w:t>
+      </w:r>
+      <w:r>
+        <w:rPr>
+          <w:rFonts w:hint="eastAsia"/>
+          <w:bCs/>
+          <w:lang w:val="en-US"/>
+        </w:rPr>
+        <w:t>，</w:t>
+      </w:r>
+      <w:r>
+        <w:rPr>
+          <w:rFonts w:hint="eastAsia"/>
+          <w:bCs/>
+          <w:lang w:val="en-US"/>
+        </w:rPr>
+        <w:t>亦可不</w:t>
+      </w:r>
+      <w:r>
+        <w:rPr>
+          <w:rFonts w:hint="eastAsia"/>
+          <w:bCs/>
+          <w:lang w:val="en-US"/>
+        </w:rPr>
+        <w:t>設限制</w:t>
+      </w:r>
+      <w:r>
+        <w:rPr>
+          <w:rFonts w:hint="eastAsia"/>
+          <w:bCs/>
+          <w:lang w:val="en-US"/>
+        </w:rPr>
+        <w:t>，由</w:t>
+      </w:r>
+      <w:r>
+        <w:rPr>
+          <w:rFonts w:hint="eastAsia"/>
+          <w:bCs/>
+          <w:lang w:val="en-US"/>
+        </w:rPr>
+        <w:t>讓</w:t>
+      </w:r>
+      <w:r>
+        <w:rPr>
+          <w:rFonts w:hint="eastAsia"/>
+          <w:bCs/>
+          <w:lang w:val="en-US"/>
+        </w:rPr>
+        <w:t>AI</w:t>
+      </w:r>
+      <w:r>
+        <w:rPr>
+          <w:rFonts w:hint="eastAsia"/>
+          <w:bCs/>
+          <w:lang w:val="en-US"/>
+        </w:rPr>
+        <w:t>自行判斷</w:t>
+      </w:r>
+      <w:r>
+        <w:rPr>
+          <w:rFonts w:hint="eastAsia"/>
+          <w:bCs/>
+          <w:lang w:val="en-US"/>
+        </w:rPr>
+        <w:t>和抽取，再由</w:t>
+      </w:r>
+      <w:r>
+        <w:rPr>
+          <w:rFonts w:hint="eastAsia"/>
+          <w:bCs/>
+          <w:lang w:val="en-US"/>
+        </w:rPr>
+        <w:t>研究者選擇採用</w:t>
+      </w:r>
+      <w:r>
+        <w:rPr>
+          <w:rFonts w:hint="eastAsia"/>
+          <w:bCs/>
+          <w:lang w:val="en-US"/>
+        </w:rPr>
+        <w:t>的抽取結果</w:t>
+      </w:r>
+      <w:r>
+        <w:rPr>
+          <w:rFonts w:hint="eastAsia"/>
+          <w:bCs/>
+          <w:lang w:val="en-US"/>
+        </w:rPr>
+        <w:t>。</w:t>
+      </w:r>
+    </w:p>
+    <w:p>
+      <w:pPr>
+        <w:rPr>
+          <w:bCs/>
+          <w:lang w:val="en-US"/>
+        </w:rPr>
+      </w:pPr>
+    </w:p>
+    <w:p>
+      <w:pPr>
+        <w:rPr>
+          <w:bCs/>
+          <w:lang w:val="en-US"/>
+        </w:rPr>
+      </w:pPr>
+      <w:r>
+        <w:rPr>
+          <w:rFonts w:hint="eastAsia"/>
+          <w:bCs/>
+          <w:lang w:val="en-US"/>
+        </w:rPr>
+        <w:t>另外，如何在</w:t>
+      </w:r>
+      <w:r>
+        <w:rPr>
+          <w:rFonts w:hint="eastAsia"/>
+          <w:bCs/>
+          <w:lang w:val="en-US"/>
+        </w:rPr>
+        <w:t>Skills</w:t>
+      </w:r>
+      <w:r>
+        <w:rPr>
+          <w:rFonts w:hint="eastAsia"/>
+          <w:bCs/>
+          <w:lang w:val="en-US"/>
+        </w:rPr>
+        <w:t>中定義「事件」亦值得注意。</w:t>
+      </w:r>
+      <w:r>
+        <w:rPr>
+          <w:rFonts w:hint="eastAsia"/>
+          <w:bCs/>
+          <w:lang w:val="en-US"/>
+        </w:rPr>
+        <w:t>事件可以按時間單位（如時辰、日期）劃分，也可以按事件的邏輯關係（如同一任務）劃分。不同的定義會影響</w:t>
+      </w:r>
+      <w:r>
+        <w:rPr>
+          <w:rFonts w:hint="eastAsia"/>
+          <w:bCs/>
+          <w:lang w:val="en-US"/>
+        </w:rPr>
+        <w:t xml:space="preserve"> AI </w:t>
+      </w:r>
+      <w:r>
+        <w:rPr>
+          <w:rFonts w:hint="eastAsia"/>
+          <w:bCs/>
+          <w:lang w:val="en-US"/>
+        </w:rPr>
+        <w:t>提取事件的</w:t>
+      </w:r>
+      <w:r>
+        <w:rPr>
+          <w:rFonts w:hint="eastAsia"/>
+          <w:bCs/>
+          <w:lang w:val="en-US"/>
+        </w:rPr>
+        <w:t>「</w:t>
+      </w:r>
+      <w:r>
+        <w:rPr>
+          <w:rFonts w:hint="eastAsia"/>
+          <w:bCs/>
+          <w:lang w:val="en-US"/>
+        </w:rPr>
+        <w:t>粒度</w:t>
+      </w:r>
+      <w:r>
+        <w:rPr>
+          <w:rFonts w:hint="eastAsia"/>
+          <w:bCs/>
+          <w:lang w:val="en-US"/>
+        </w:rPr>
+        <w:t>」</w:t>
+      </w:r>
+      <w:r>
+        <w:rPr>
+          <w:rFonts w:hint="eastAsia"/>
+          <w:bCs/>
+          <w:lang w:val="en-US"/>
+        </w:rPr>
+        <w:t>（</w:t>
+      </w:r>
+      <w:r>
+        <w:rPr>
+          <w:rFonts w:hint="eastAsia"/>
+          <w:bCs/>
+          <w:lang w:val="en-US"/>
+        </w:rPr>
+        <w:t>Granularity</w:t>
+      </w:r>
+      <w:r>
+        <w:rPr>
+          <w:rFonts w:hint="eastAsia"/>
+          <w:bCs/>
+          <w:lang w:val="en-US"/>
+        </w:rPr>
+        <w:t>）</w:t>
+      </w:r>
+      <w:r>
+        <w:rPr>
+          <w:rFonts w:hint="eastAsia"/>
+          <w:bCs/>
+          <w:lang w:val="en-US"/>
+        </w:rPr>
+        <w:t>。</w:t>
+      </w:r>
+      <w:r>
+        <w:rPr>
+          <w:rFonts w:hint="eastAsia"/>
+          <w:bCs/>
+          <w:lang w:val="en-US"/>
+        </w:rPr>
+        <w:t>研究者</w:t>
+      </w:r>
+      <w:r>
+        <w:rPr>
+          <w:rFonts w:hint="eastAsia"/>
+          <w:bCs/>
+          <w:lang w:val="en-US"/>
+        </w:rPr>
+        <w:t>應</w:t>
+      </w:r>
+      <w:r>
+        <w:rPr>
+          <w:rFonts w:hint="eastAsia"/>
+          <w:bCs/>
+          <w:lang w:val="en-US"/>
+        </w:rPr>
+        <w:t>根據研究需要，在</w:t>
+      </w:r>
+      <w:r>
+        <w:rPr>
+          <w:rFonts w:hint="eastAsia"/>
+          <w:bCs/>
+          <w:lang w:val="en-US"/>
+        </w:rPr>
+        <w:t xml:space="preserve"> Skills </w:t>
+      </w:r>
+      <w:r>
+        <w:rPr>
+          <w:rFonts w:hint="eastAsia"/>
+          <w:bCs/>
+          <w:lang w:val="en-US"/>
+        </w:rPr>
+        <w:t>中定義事件的劃分方式</w:t>
+      </w:r>
+      <w:r>
+        <w:rPr>
+          <w:rFonts w:hint="eastAsia"/>
+          <w:bCs/>
+          <w:lang w:val="en-US"/>
+        </w:rPr>
+        <w:t>。</w:t>
+      </w:r>
+    </w:p>
+    <w:p>
+      <w:pPr>
+        <w:rPr>
+          <w:bCs/>
+          <w:lang w:val="en-US"/>
+        </w:rPr>
+      </w:pPr>
+    </w:p>
+    <w:p>
+      <w:pPr>
+        <w:rPr>
+          <w:rFonts w:hint="eastAsia"/>
+          <w:bCs/>
+          <w:lang w:val="en-US"/>
+        </w:rPr>
+      </w:pPr>
+      <w:r>
+        <w:rPr>
+          <w:bCs/>
+          <w:lang w:val="en-US"/>
+        </w:rPr>
+        <w:tab/>
+      </w:r>
+      <w:r>
+        <w:rPr>
+          <w:bCs/>
+          <w:lang w:val="en-US"/>
+        </w:rPr>
+        <w:tab/>
+      </w:r>
+      <w:r>
+        <w:rPr>
+          <w:bCs/>
+          <w:lang w:val="en-US"/>
+        </w:rPr>
+        <w:tab/>
+      </w:r>
+      <w:r>
+        <w:rPr>
+          <w:bCs/>
+          <w:lang w:val="en-US"/>
+        </w:rPr>
+        <w:tab/>
+      </w:r>
+      <w:r>
+        <w:rPr>
+          <w:rFonts w:hint="eastAsia"/>
+          <w:bCs/>
+          <w:lang w:val="en-US"/>
+        </w:rPr>
+        <w:t xml:space="preserve">2. </w:t>
+      </w:r>
+      <w:r>
+        <w:rPr>
+          <w:rFonts w:hint="eastAsia"/>
+          <w:bCs/>
+          <w:lang w:val="en-US"/>
+        </w:rPr>
+        <w:t>追</w:t>
+      </w:r>
+      <w:r>
+        <w:rPr>
+          <w:rFonts w:hint="eastAsia"/>
+          <w:bCs/>
+          <w:lang w:val="en-US"/>
+        </w:rPr>
+        <w:t>溯資訊的來源</w:t>
+      </w:r>
+    </w:p>
+    <w:p>
+      <w:pPr>
+        <w:rPr>
+          <w:bCs/>
+          <w:lang w:val="en-US"/>
+        </w:rPr>
+      </w:pPr>
+      <w:r>
+        <w:rPr>
+          <w:rFonts w:hint="eastAsia"/>
+          <w:bCs/>
+          <w:lang w:val="en-US"/>
+        </w:rPr>
+        <w:t>完成抽取事件後，系統會用</w:t>
+      </w:r>
+      <w:r>
+        <w:rPr>
+          <w:rFonts w:hint="eastAsia"/>
+          <w:bCs/>
+          <w:lang w:val="en-US"/>
+        </w:rPr>
+        <w:t>「來源鏈追溯」</w:t>
+      </w:r>
+      <w:r>
+        <w:rPr>
+          <w:rFonts w:hint="eastAsia"/>
+          <w:bCs/>
+          <w:lang w:val="en-US"/>
+        </w:rPr>
+        <w:t>Skill</w:t>
+      </w:r>
+      <w:r>
+        <w:rPr>
+          <w:rFonts w:hint="eastAsia"/>
+          <w:bCs/>
+          <w:lang w:val="en-US"/>
+        </w:rPr>
+        <w:t>，</w:t>
+      </w:r>
+      <w:r>
+        <w:rPr>
+          <w:rFonts w:hint="eastAsia"/>
+          <w:bCs/>
+          <w:lang w:val="en-US"/>
+        </w:rPr>
+        <w:t>逐層追溯</w:t>
+      </w:r>
+      <w:r>
+        <w:rPr>
+          <w:rFonts w:hint="eastAsia"/>
+          <w:bCs/>
+          <w:lang w:val="en-US"/>
+        </w:rPr>
+        <w:t>不同事件的</w:t>
+      </w:r>
+      <w:r>
+        <w:rPr>
+          <w:rFonts w:hint="eastAsia"/>
+          <w:bCs/>
+          <w:lang w:val="en-US"/>
+        </w:rPr>
+        <w:t>資訊</w:t>
+      </w:r>
+      <w:r>
+        <w:rPr>
+          <w:rFonts w:hint="eastAsia"/>
+          <w:bCs/>
+          <w:lang w:val="en-US"/>
+        </w:rPr>
+        <w:t>來源。</w:t>
+      </w:r>
+    </w:p>
+    <w:p>
+      <w:pPr>
+        <w:rPr>
+          <w:bCs/>
+          <w:lang w:val="en-US"/>
+        </w:rPr>
+      </w:pPr>
+    </w:p>
+    <w:p>
+      <w:pPr>
+        <w:rPr>
+          <w:bCs/>
+          <w:lang w:val="en-US"/>
+        </w:rPr>
+      </w:pPr>
+      <w:r>
+        <w:rPr>
+          <w:rFonts w:hint="eastAsia"/>
+          <w:bCs/>
+          <w:lang w:val="en-US"/>
+        </w:rPr>
+        <w:t xml:space="preserve">AI </w:t>
+      </w:r>
+      <w:r>
+        <w:rPr>
+          <w:rFonts w:hint="eastAsia"/>
+          <w:bCs/>
+          <w:lang w:val="en-US"/>
+        </w:rPr>
+        <w:t>會根據文書中的資訊傳遞標記，識別表示消息來源的文句，例如「字寄」、「咨」、「移會」、「稟」、「據某人稟」、「接據某人」等</w:t>
+      </w:r>
+      <w:r>
+        <w:rPr>
+          <w:rFonts w:hint="eastAsia"/>
+          <w:bCs/>
+          <w:lang w:val="en-US"/>
+        </w:rPr>
+        <w:t>。</w:t>
+      </w:r>
+    </w:p>
+    <w:p>
+      <w:pPr>
+        <w:rPr>
+          <w:bCs/>
+          <w:lang w:val="en-US"/>
+        </w:rPr>
+      </w:pPr>
+    </w:p>
+    <w:p>
+      <w:pPr>
+        <w:rPr>
+          <w:bCs/>
+          <w:lang w:val="en-US"/>
+        </w:rPr>
+      </w:pPr>
+      <w:r>
+        <w:rPr>
+          <w:rFonts w:hint="eastAsia"/>
+          <w:bCs/>
+          <w:lang w:val="en-US"/>
+        </w:rPr>
+        <w:t>不少資訊並非直接來自奏摺作者，而是經</w:t>
+      </w:r>
+      <w:r>
+        <w:rPr>
+          <w:rFonts w:hint="eastAsia"/>
+          <w:bCs/>
+          <w:lang w:val="en-US"/>
+        </w:rPr>
+        <w:t>多人</w:t>
+      </w:r>
+      <w:r>
+        <w:rPr>
+          <w:rFonts w:hint="eastAsia"/>
+          <w:bCs/>
+          <w:lang w:val="en-US"/>
+        </w:rPr>
+        <w:t>逐層轉報</w:t>
+      </w:r>
+      <w:r>
+        <w:rPr>
+          <w:rFonts w:hint="eastAsia"/>
+          <w:bCs/>
+          <w:lang w:val="en-US"/>
+        </w:rPr>
+        <w:t>，</w:t>
+      </w:r>
+      <w:r>
+        <w:rPr>
+          <w:rFonts w:hint="eastAsia"/>
+          <w:bCs/>
+          <w:lang w:val="en-US"/>
+        </w:rPr>
+        <w:t>AI</w:t>
+      </w:r>
+      <w:r>
+        <w:rPr>
+          <w:rFonts w:hint="eastAsia"/>
+          <w:bCs/>
+          <w:lang w:val="en-US"/>
+        </w:rPr>
+        <w:t>因此會</w:t>
+      </w:r>
+      <w:r>
+        <w:rPr>
+          <w:rFonts w:hint="eastAsia"/>
+          <w:bCs/>
+          <w:lang w:val="en-US"/>
+        </w:rPr>
+        <w:t>追蹤資訊由最初報告者逐步傳遞至奏摺作者的過程，重建完整的傳遞鏈，例如「甲</w:t>
+      </w:r>
+      <w:r>
+        <w:rPr>
+          <w:rFonts w:hint="eastAsia"/>
+          <w:bCs/>
+          <w:lang w:val="en-US"/>
+        </w:rPr>
+        <w:t xml:space="preserve"> </w:t>
+      </w:r>
+      <w:r>
+        <w:rPr>
+          <w:rFonts w:hint="eastAsia"/>
+          <w:bCs/>
+          <w:lang w:val="en-US"/>
+        </w:rPr>
+        <w:t>→</w:t>
+      </w:r>
+      <w:r>
+        <w:rPr>
+          <w:rFonts w:hint="eastAsia"/>
+          <w:bCs/>
+          <w:lang w:val="en-US"/>
+        </w:rPr>
+        <w:t xml:space="preserve"> </w:t>
+      </w:r>
+      <w:r>
+        <w:rPr>
+          <w:rFonts w:hint="eastAsia"/>
+          <w:bCs/>
+          <w:lang w:val="en-US"/>
+        </w:rPr>
+        <w:t>乙</w:t>
+      </w:r>
+      <w:r>
+        <w:rPr>
+          <w:rFonts w:hint="eastAsia"/>
+          <w:bCs/>
+          <w:lang w:val="en-US"/>
+        </w:rPr>
+        <w:t xml:space="preserve"> </w:t>
+      </w:r>
+      <w:r>
+        <w:rPr>
+          <w:rFonts w:hint="eastAsia"/>
+          <w:bCs/>
+          <w:lang w:val="en-US"/>
+        </w:rPr>
+        <w:t>→</w:t>
+      </w:r>
+      <w:r>
+        <w:rPr>
+          <w:rFonts w:hint="eastAsia"/>
+          <w:bCs/>
+          <w:lang w:val="en-US"/>
+        </w:rPr>
+        <w:t xml:space="preserve"> </w:t>
+      </w:r>
+      <w:r>
+        <w:rPr>
+          <w:rFonts w:hint="eastAsia"/>
+          <w:bCs/>
+          <w:lang w:val="en-US"/>
+        </w:rPr>
+        <w:t>丙</w:t>
+      </w:r>
+      <w:r>
+        <w:rPr>
+          <w:rFonts w:hint="eastAsia"/>
+          <w:bCs/>
+          <w:lang w:val="en-US"/>
+        </w:rPr>
+        <w:t xml:space="preserve"> </w:t>
+      </w:r>
+      <w:r>
+        <w:rPr>
+          <w:rFonts w:hint="eastAsia"/>
+          <w:bCs/>
+          <w:lang w:val="en-US"/>
+        </w:rPr>
+        <w:t>→</w:t>
+      </w:r>
+      <w:r>
+        <w:rPr>
+          <w:rFonts w:hint="eastAsia"/>
+          <w:bCs/>
+          <w:lang w:val="en-US"/>
+        </w:rPr>
+        <w:t xml:space="preserve"> </w:t>
+      </w:r>
+      <w:r>
+        <w:rPr>
+          <w:rFonts w:hint="eastAsia"/>
+          <w:bCs/>
+          <w:lang w:val="en-US"/>
+        </w:rPr>
+        <w:t>奏摺作者」。</w:t>
+      </w:r>
+    </w:p>
+    <w:p>
+      <w:pPr>
+        <w:rPr>
+          <w:bCs/>
+          <w:lang w:val="en-US"/>
+        </w:rPr>
+      </w:pPr>
+    </w:p>
+    <w:p>
+      <w:pPr>
+        <w:rPr>
+          <w:bCs/>
+          <w:lang w:val="en-US"/>
+        </w:rPr>
+      </w:pPr>
+    </w:p>
+    <w:p>
+      <w:pPr>
+        <w:rPr>
+          <w:bCs/>
+          <w:lang w:val="en-US"/>
+        </w:rPr>
+      </w:pPr>
+      <w:r>
+        <w:rPr>
+          <w:bCs/>
+          <w:lang w:val="en-US"/>
+        </w:rPr>
+        <w:br w:type="page"/>
+      </w:r>
+    </w:p>
+    <w:p>
+      <w:pPr>
+        <w:rPr>
+          <w:bCs/>
+          <w:lang w:val="en-US"/>
+        </w:rPr>
+      </w:pPr>
+      <w:r>
+        <w:rPr>
+          <w:bCs/>
+          <w:lang w:val="en-US"/>
+        </w:rPr>
+        <w:lastRenderedPageBreak/>
+        <w:tab/>
+      </w:r>
+      <w:r>
+        <w:rPr>
+          <w:bCs/>
+          <w:lang w:val="en-US"/>
+        </w:rPr>
+        <w:tab/>
+      </w:r>
+      <w:r>
+        <w:rPr>
+          <w:bCs/>
+          <w:lang w:val="en-US"/>
+        </w:rPr>
+        <w:tab/>
+      </w:r>
+      <w:r>
+        <w:rPr>
+          <w:rFonts w:hint="eastAsia"/>
+          <w:bCs/>
+          <w:lang w:val="en-US"/>
+        </w:rPr>
+        <w:t>4</w:t>
+      </w:r>
+      <w:r>
+        <w:rPr>
+          <w:rFonts w:hint="eastAsia"/>
+          <w:bCs/>
+          <w:lang w:val="en-US"/>
+        </w:rPr>
+        <w:t xml:space="preserve">. </w:t>
+      </w:r>
+      <w:r>
+        <w:rPr>
+          <w:rFonts w:hint="eastAsia"/>
+          <w:bCs/>
+          <w:lang w:val="en-US"/>
+        </w:rPr>
+        <w:t>收取</w:t>
+      </w:r>
+      <w:r>
+        <w:rPr>
+          <w:rFonts w:hint="eastAsia"/>
+          <w:bCs/>
+          <w:lang w:val="en-US"/>
+        </w:rPr>
+        <w:t>上諭</w:t>
+      </w:r>
+      <w:r>
+        <w:rPr>
+          <w:rFonts w:hint="eastAsia"/>
+          <w:bCs/>
+          <w:lang w:val="en-US"/>
+        </w:rPr>
+        <w:t>的資訊</w:t>
+      </w:r>
+    </w:p>
+    <w:p>
+      <w:pPr>
+        <w:rPr>
+          <w:bCs/>
+          <w:lang w:val="en-US"/>
+        </w:rPr>
+      </w:pPr>
+    </w:p>
+    <w:p>
+      <w:pPr>
+        <w:rPr>
+          <w:bCs/>
+          <w:lang w:val="en-US"/>
+        </w:rPr>
+      </w:pPr>
+      <w:r>
+        <w:rPr>
+          <w:bCs/>
+          <w:lang w:val="en-US"/>
+        </w:rPr>
+        <w:tab/>
+      </w:r>
+      <w:r>
+        <w:rPr>
+          <w:bCs/>
+          <w:lang w:val="en-US"/>
+        </w:rPr>
+        <w:tab/>
+      </w:r>
+      <w:r>
+        <w:rPr>
+          <w:bCs/>
+          <w:lang w:val="en-US"/>
+        </w:rPr>
+        <w:tab/>
+      </w:r>
+      <w:r>
+        <w:rPr>
+          <w:bCs/>
+          <w:lang w:val="en-US"/>
+        </w:rPr>
+        <w:tab/>
+      </w:r>
+      <w:r>
+        <w:rPr>
+          <w:rFonts w:hint="eastAsia"/>
+          <w:bCs/>
+          <w:lang w:val="en-US"/>
+        </w:rPr>
+        <w:t>1.</w:t>
+      </w:r>
+      <w:r>
+        <w:rPr>
+          <w:rFonts w:hint="eastAsia"/>
+          <w:bCs/>
+          <w:lang w:val="en-US"/>
+        </w:rPr>
+        <w:t>皇帝上諭</w:t>
+      </w:r>
+      <w:r>
+        <w:rPr>
+          <w:rFonts w:hint="eastAsia"/>
+          <w:bCs/>
+          <w:lang w:val="en-US"/>
+        </w:rPr>
+        <w:t>對</w:t>
+      </w:r>
+      <w:r>
+        <w:rPr>
+          <w:rFonts w:hint="eastAsia"/>
+          <w:bCs/>
+          <w:lang w:val="en-US"/>
+        </w:rPr>
+        <w:t>官員</w:t>
+      </w:r>
+      <w:r>
+        <w:rPr>
+          <w:rFonts w:hint="eastAsia"/>
+          <w:bCs/>
+          <w:lang w:val="en-US"/>
+        </w:rPr>
+        <w:t>奏摺的</w:t>
+      </w:r>
+      <w:r>
+        <w:rPr>
+          <w:rFonts w:hint="eastAsia"/>
+          <w:bCs/>
+          <w:lang w:val="en-US"/>
+        </w:rPr>
+        <w:t>回應</w:t>
+      </w:r>
+    </w:p>
+    <w:p>
+      <w:pPr>
+        <w:rPr>
+          <w:bCs/>
+          <w:lang w:val="en-US"/>
+        </w:rPr>
+      </w:pPr>
+      <w:r>
+        <w:rPr>
+          <w:rFonts w:hint="eastAsia"/>
+          <w:bCs/>
+          <w:lang w:val="en-US"/>
+        </w:rPr>
+        <w:t>完成提取奏摺中的事件</w:t>
+      </w:r>
+      <w:r>
+        <w:rPr>
+          <w:rFonts w:hint="eastAsia"/>
+          <w:bCs/>
+          <w:lang w:val="en-US"/>
+        </w:rPr>
+        <w:t>和</w:t>
+      </w:r>
+      <w:r>
+        <w:rPr>
+          <w:rFonts w:hint="eastAsia"/>
+          <w:bCs/>
+          <w:lang w:val="en-US"/>
+        </w:rPr>
+        <w:t>來源後，系統可以</w:t>
+      </w:r>
+      <w:r>
+        <w:rPr>
+          <w:rFonts w:hint="eastAsia"/>
+          <w:bCs/>
+          <w:lang w:val="en-US"/>
+        </w:rPr>
+        <w:t>使用</w:t>
+      </w:r>
+      <w:r>
+        <w:rPr>
+          <w:rFonts w:hint="eastAsia"/>
+          <w:bCs/>
+          <w:lang w:val="en-US"/>
+        </w:rPr>
+        <w:t xml:space="preserve"> `extract-yu-emperor-actions.md`</w:t>
+      </w:r>
+      <w:r>
+        <w:rPr>
+          <w:rFonts w:hint="eastAsia"/>
+          <w:bCs/>
+          <w:lang w:val="en-US"/>
+        </w:rPr>
+        <w:t>，</w:t>
+      </w:r>
+      <w:r>
+        <w:rPr>
+          <w:rFonts w:hint="eastAsia"/>
+          <w:bCs/>
+          <w:lang w:val="en-US"/>
+        </w:rPr>
+        <w:t>根據先前階段已確認的「上諭回應奏摺」關係，取得相應的上諭，</w:t>
+      </w:r>
+      <w:r>
+        <w:rPr>
+          <w:rFonts w:hint="eastAsia"/>
+          <w:bCs/>
+          <w:lang w:val="en-US"/>
+        </w:rPr>
+        <w:t>分析</w:t>
+      </w:r>
+      <w:r>
+        <w:rPr>
+          <w:rFonts w:hint="eastAsia"/>
+          <w:bCs/>
+          <w:lang w:val="en-US"/>
+        </w:rPr>
+        <w:t>皇帝如何回應奏摺中的內容</w:t>
+      </w:r>
+      <w:r>
+        <w:rPr>
+          <w:rFonts w:hint="eastAsia"/>
+          <w:bCs/>
+          <w:lang w:val="en-US"/>
+        </w:rPr>
+        <w:t>。</w:t>
+      </w:r>
+    </w:p>
+    <w:p>
+      <w:pPr>
+        <w:rPr>
+          <w:bCs/>
+          <w:lang w:val="en-US"/>
+        </w:rPr>
+      </w:pPr>
+    </w:p>
+    <w:p>
+      <w:pPr>
+        <w:rPr>
+          <w:bCs/>
+          <w:lang w:val="en-US"/>
+        </w:rPr>
+      </w:pPr>
+      <w:r>
+        <w:rPr>
+          <w:rFonts w:hint="eastAsia"/>
+          <w:bCs/>
+          <w:lang w:val="en-US"/>
+        </w:rPr>
+        <w:t>每</w:t>
+      </w:r>
+      <w:r>
+        <w:rPr>
+          <w:rFonts w:hint="eastAsia"/>
+          <w:bCs/>
+          <w:lang w:val="en-US"/>
+        </w:rPr>
+        <w:t>份</w:t>
+      </w:r>
+      <w:r>
+        <w:rPr>
+          <w:rFonts w:hint="eastAsia"/>
+          <w:bCs/>
+          <w:lang w:val="en-US"/>
+        </w:rPr>
+        <w:t>上諭</w:t>
+      </w:r>
+      <w:r>
+        <w:rPr>
+          <w:rFonts w:hint="eastAsia"/>
+          <w:bCs/>
+          <w:lang w:val="en-US"/>
+        </w:rPr>
+        <w:t>可以產生多項回應</w:t>
+      </w:r>
+      <w:r>
+        <w:rPr>
+          <w:rFonts w:hint="eastAsia"/>
+          <w:bCs/>
+          <w:lang w:val="en-US"/>
+        </w:rPr>
+        <w:t>的</w:t>
+      </w:r>
+      <w:r>
+        <w:rPr>
+          <w:rFonts w:hint="eastAsia"/>
+          <w:bCs/>
+          <w:lang w:val="en-US"/>
+        </w:rPr>
+        <w:t>結果</w:t>
+      </w:r>
+      <w:r>
+        <w:rPr>
+          <w:rFonts w:hint="eastAsia"/>
+          <w:bCs/>
+          <w:lang w:val="en-US"/>
+        </w:rPr>
+        <w:t>，</w:t>
+      </w:r>
+      <w:r>
+        <w:rPr>
+          <w:rFonts w:hint="eastAsia"/>
+          <w:bCs/>
+          <w:lang w:val="en-US"/>
+        </w:rPr>
+        <w:t xml:space="preserve">AI </w:t>
+      </w:r>
+      <w:r>
+        <w:rPr>
+          <w:rFonts w:hint="eastAsia"/>
+          <w:bCs/>
+          <w:lang w:val="en-US"/>
+        </w:rPr>
+        <w:t>會將每項結果整理成結構化資料，包括上諭</w:t>
+      </w:r>
+      <w:r>
+        <w:rPr>
+          <w:rFonts w:hint="eastAsia"/>
+          <w:bCs/>
+          <w:lang w:val="en-US"/>
+        </w:rPr>
+        <w:t>、</w:t>
+      </w:r>
+      <w:r>
+        <w:rPr>
+          <w:rFonts w:hint="eastAsia"/>
+          <w:bCs/>
+          <w:lang w:val="en-US"/>
+        </w:rPr>
+        <w:t>硃批</w:t>
+      </w:r>
+      <w:r>
+        <w:rPr>
+          <w:rFonts w:hint="eastAsia"/>
+          <w:bCs/>
+          <w:lang w:val="en-US"/>
+        </w:rPr>
+        <w:t>和</w:t>
+      </w:r>
+      <w:r>
+        <w:rPr>
+          <w:rFonts w:hint="eastAsia"/>
+          <w:bCs/>
+          <w:lang w:val="en-US"/>
+        </w:rPr>
+        <w:t>奏摺中的相關引文</w:t>
+      </w:r>
+      <w:r>
+        <w:rPr>
+          <w:rFonts w:hint="eastAsia"/>
+          <w:bCs/>
+          <w:lang w:val="en-US"/>
+        </w:rPr>
+        <w:t>，並說明</w:t>
+      </w:r>
+      <w:r>
+        <w:rPr>
+          <w:rFonts w:hint="eastAsia"/>
+          <w:bCs/>
+          <w:lang w:val="en-US"/>
+        </w:rPr>
+        <w:t>皇帝如何針對</w:t>
+      </w:r>
+      <w:r>
+        <w:rPr>
+          <w:rFonts w:hint="eastAsia"/>
+          <w:bCs/>
+          <w:lang w:val="en-US"/>
+        </w:rPr>
+        <w:t>奏摺</w:t>
+      </w:r>
+      <w:r>
+        <w:rPr>
+          <w:rFonts w:hint="eastAsia"/>
+          <w:bCs/>
+          <w:lang w:val="en-US"/>
+        </w:rPr>
+        <w:t>作出</w:t>
+      </w:r>
+      <w:r>
+        <w:rPr>
+          <w:rFonts w:hint="eastAsia"/>
+          <w:bCs/>
+          <w:lang w:val="en-US"/>
+        </w:rPr>
+        <w:t>評論或命令。</w:t>
+      </w:r>
+    </w:p>
+    <w:p>
+      <w:pPr>
+        <w:rPr>
+          <w:bCs/>
+          <w:lang w:val="en-US"/>
+        </w:rPr>
+      </w:pPr>
+    </w:p>
+    <w:p>
+      <w:pPr>
+        <w:rPr>
+          <w:bCs/>
+          <w:lang w:val="en-US"/>
+        </w:rPr>
+      </w:pPr>
+      <w:r>
+        <w:rPr>
+          <w:bCs/>
+          <w:lang w:val="en-US"/>
+        </w:rPr>
+        <w:tab/>
+      </w:r>
+      <w:r>
+        <w:rPr>
+          <w:bCs/>
+          <w:lang w:val="en-US"/>
+        </w:rPr>
+        <w:tab/>
+      </w:r>
+      <w:r>
+        <w:rPr>
+          <w:bCs/>
+          <w:lang w:val="en-US"/>
+        </w:rPr>
+        <w:tab/>
+      </w:r>
+      <w:r>
+        <w:rPr>
+          <w:bCs/>
+          <w:lang w:val="en-US"/>
+        </w:rPr>
+        <w:tab/>
+      </w:r>
+      <w:r>
+        <w:rPr>
+          <w:rFonts w:hint="eastAsia"/>
+          <w:bCs/>
+          <w:lang w:val="en-US"/>
+        </w:rPr>
+        <w:t xml:space="preserve">2. </w:t>
+      </w:r>
+      <w:r>
+        <w:rPr>
+          <w:rFonts w:hint="eastAsia"/>
+          <w:bCs/>
+          <w:lang w:val="en-US"/>
+        </w:rPr>
+        <w:t>官員對皇帝上諭的回應</w:t>
+      </w:r>
+    </w:p>
+    <w:p>
+      <w:pPr>
+        <w:rPr>
+          <w:rFonts w:hint="eastAsia"/>
+          <w:bCs/>
+          <w:lang w:val="en-US"/>
+        </w:rPr>
+      </w:pPr>
+      <w:r>
+        <w:rPr>
+          <w:rFonts w:hint="eastAsia"/>
+          <w:bCs/>
+          <w:lang w:val="en-US"/>
+        </w:rPr>
+        <w:t>同</w:t>
+      </w:r>
+      <w:r>
+        <w:rPr>
+          <w:rFonts w:hint="eastAsia"/>
+          <w:bCs/>
+          <w:lang w:val="en-US"/>
+        </w:rPr>
+        <w:t>樣</w:t>
+      </w:r>
+      <w:r>
+        <w:rPr>
+          <w:rFonts w:hint="eastAsia"/>
+          <w:bCs/>
+          <w:lang w:val="en-US"/>
+        </w:rPr>
+        <w:t>，系統亦可以執行</w:t>
+      </w:r>
+      <w:r>
+        <w:rPr>
+          <w:rFonts w:hint="eastAsia"/>
+          <w:bCs/>
+          <w:lang w:val="en-US"/>
+        </w:rPr>
+        <w:t xml:space="preserve"> confirmed-yu-response-analysis.md Skill</w:t>
+      </w:r>
+      <w:r>
+        <w:rPr>
+          <w:rFonts w:hint="eastAsia"/>
+          <w:bCs/>
+          <w:lang w:val="en-US"/>
+        </w:rPr>
+        <w:t>，根據先前階段已確認的「奏摺回應上諭」關係，取得相</w:t>
+      </w:r>
+      <w:r>
+        <w:rPr>
+          <w:rFonts w:hint="eastAsia"/>
+          <w:bCs/>
+          <w:lang w:val="en-US"/>
+        </w:rPr>
+        <w:t>關</w:t>
+      </w:r>
+      <w:r>
+        <w:rPr>
+          <w:rFonts w:hint="eastAsia"/>
+          <w:bCs/>
+          <w:lang w:val="en-US"/>
+        </w:rPr>
+        <w:t>的奏摺，分析官員</w:t>
+      </w:r>
+      <w:r>
+        <w:rPr>
+          <w:rFonts w:hint="eastAsia"/>
+          <w:bCs/>
+          <w:lang w:val="en-US"/>
+        </w:rPr>
+        <w:t>後續</w:t>
+      </w:r>
+      <w:r>
+        <w:rPr>
+          <w:rFonts w:hint="eastAsia"/>
+          <w:bCs/>
+          <w:lang w:val="en-US"/>
+        </w:rPr>
+        <w:t>如何就上諭中的評論、命令作出回應。</w:t>
+      </w:r>
+    </w:p>
+    <w:p>
+      <w:pPr>
+        <w:rPr>
+          <w:bCs/>
+          <w:lang w:val="en-US"/>
+        </w:rPr>
+      </w:pPr>
+    </w:p>
+    <w:p>
+      <w:pPr>
+        <w:rPr>
+          <w:rFonts w:hint="eastAsia"/>
+          <w:bCs/>
+          <w:lang w:val="en-US"/>
+        </w:rPr>
+      </w:pPr>
+      <w:r>
+        <w:rPr>
+          <w:bCs/>
+          <w:lang w:val="en-US"/>
+        </w:rPr>
+        <w:tab/>
+      </w:r>
+      <w:r>
+        <w:rPr>
+          <w:bCs/>
+          <w:lang w:val="en-US"/>
+        </w:rPr>
+        <w:tab/>
+      </w:r>
+      <w:r>
+        <w:rPr>
+          <w:bCs/>
+          <w:lang w:val="en-US"/>
+        </w:rPr>
+        <w:tab/>
+      </w:r>
+      <w:r>
+        <w:rPr>
+          <w:bCs/>
+          <w:lang w:val="en-US"/>
+        </w:rPr>
+        <w:tab/>
+      </w:r>
+      <w:r>
+        <w:rPr>
+          <w:rFonts w:hint="eastAsia"/>
+          <w:bCs/>
+          <w:lang w:val="en-US"/>
+        </w:rPr>
+        <w:t xml:space="preserve">3. </w:t>
+      </w:r>
+      <w:r>
+        <w:rPr>
+          <w:rFonts w:hint="eastAsia"/>
+          <w:bCs/>
+          <w:lang w:val="en-US"/>
+        </w:rPr>
+        <w:t>上諭中皇帝所知的事件</w:t>
+      </w:r>
+    </w:p>
+    <w:p>
+      <w:pPr>
+        <w:rPr>
+          <w:bCs/>
+          <w:lang w:val="en-US"/>
+        </w:rPr>
+      </w:pPr>
+      <w:r>
+        <w:rPr>
+          <w:rFonts w:hint="eastAsia"/>
+          <w:bCs/>
+          <w:lang w:val="en-US"/>
+        </w:rPr>
+        <w:t xml:space="preserve"> </w:t>
+      </w:r>
+      <w:r>
+        <w:rPr>
+          <w:rFonts w:hint="eastAsia"/>
+          <w:bCs/>
+          <w:lang w:val="en-US"/>
+        </w:rPr>
+        <w:t>除此之外，在單獨分析上諭時，系統亦可以執行</w:t>
+      </w:r>
+      <w:r>
+        <w:rPr>
+          <w:rFonts w:hint="eastAsia"/>
+          <w:bCs/>
+          <w:lang w:val="en-US"/>
+        </w:rPr>
+        <w:t xml:space="preserve"> extract-yu-reported-events.md Skill</w:t>
+      </w:r>
+      <w:r>
+        <w:rPr>
+          <w:rFonts w:hint="eastAsia"/>
+          <w:bCs/>
+          <w:lang w:val="en-US"/>
+        </w:rPr>
+        <w:t>，根據「據奏」等引述標記，辨識皇帝從官員奏報中得知的事件；再根據先前已確認的「上諭來源配對」關係，從相關奏摺中找出報告這些事件的原文，追溯情報</w:t>
+      </w:r>
+      <w:r>
+        <w:rPr>
+          <w:rFonts w:hint="eastAsia"/>
+          <w:bCs/>
+          <w:lang w:val="en-US"/>
+        </w:rPr>
+        <w:t>的</w:t>
+      </w:r>
+      <w:r>
+        <w:rPr>
+          <w:rFonts w:hint="eastAsia"/>
+          <w:bCs/>
+          <w:lang w:val="en-US"/>
+        </w:rPr>
+        <w:t>來源。</w:t>
+      </w:r>
+    </w:p>
+    <w:p>
+      <w:pPr>
+        <w:rPr>
+          <w:bCs/>
+          <w:lang w:val="en-US"/>
+        </w:rPr>
+      </w:pPr>
+    </w:p>
+    <w:p>
+      <w:pPr>
+        <w:rPr>
+          <w:bCs/>
+          <w:lang w:val="en-US"/>
+        </w:rPr>
+      </w:pPr>
+      <w:r>
+        <w:rPr>
+          <w:bCs/>
+          <w:lang w:val="en-US"/>
+        </w:rPr>
+        <w:tab/>
+      </w:r>
+      <w:r>
+        <w:rPr>
+          <w:bCs/>
+          <w:lang w:val="en-US"/>
+        </w:rPr>
+        <w:tab/>
+      </w:r>
+      <w:r>
+        <w:rPr>
+          <w:rFonts w:hint="eastAsia"/>
+          <w:lang w:val="en-US"/>
+        </w:rPr>
+        <w:t xml:space="preserve">(cover bar UI) </w:t>
+      </w:r>
+      <w:r>
+        <w:rPr>
+          <w:rFonts w:hint="eastAsia"/>
+          <w:bCs/>
+          <w:lang w:val="en-US"/>
+        </w:rPr>
+        <w:t xml:space="preserve">4. </w:t>
+      </w:r>
+      <w:r>
+        <w:rPr>
+          <w:rFonts w:hint="eastAsia"/>
+          <w:bCs/>
+          <w:lang w:val="en-US"/>
+        </w:rPr>
+        <w:t>視覺化呈現</w:t>
+      </w:r>
+      <w:r>
+        <w:rPr>
+          <w:rFonts w:hint="eastAsia"/>
+          <w:bCs/>
+          <w:lang w:val="en-US"/>
+        </w:rPr>
+        <w:t>分析的結果</w:t>
+      </w:r>
+    </w:p>
+    <w:p>
+      <w:pPr>
+        <w:rPr>
+          <w:rFonts w:hint="eastAsia"/>
+          <w:bCs/>
+          <w:lang w:val="en-US"/>
+        </w:rPr>
+      </w:pPr>
+      <w:r>
+        <w:rPr>
+          <w:rFonts w:hint="eastAsia"/>
+          <w:bCs/>
+          <w:lang w:val="en-US"/>
+        </w:rPr>
+        <w:t xml:space="preserve">AI </w:t>
+      </w:r>
+      <w:r>
+        <w:rPr>
+          <w:rFonts w:hint="eastAsia"/>
+          <w:bCs/>
+          <w:lang w:val="en-US"/>
+        </w:rPr>
+        <w:t>完成資訊抽取後，研究者可</w:t>
+      </w:r>
+      <w:r>
+        <w:rPr>
+          <w:rFonts w:hint="eastAsia"/>
+          <w:bCs/>
+          <w:lang w:val="en-US"/>
+        </w:rPr>
+        <w:t>把</w:t>
+      </w:r>
+      <w:r>
+        <w:rPr>
+          <w:rFonts w:hint="eastAsia"/>
+          <w:bCs/>
+          <w:lang w:val="en-US"/>
+        </w:rPr>
+        <w:t>分析結果匯入</w:t>
+      </w:r>
+      <w:r>
+        <w:rPr>
+          <w:rFonts w:hint="eastAsia"/>
+          <w:bCs/>
+          <w:lang w:val="en-US"/>
+        </w:rPr>
+        <w:t>至</w:t>
+      </w:r>
+      <w:r>
+        <w:rPr>
+          <w:rFonts w:hint="eastAsia"/>
+          <w:bCs/>
+          <w:lang w:val="en-US"/>
+        </w:rPr>
+        <w:t>平台，逐一與原文比對，</w:t>
+      </w:r>
+      <w:r>
+        <w:rPr>
+          <w:rFonts w:hint="eastAsia"/>
+          <w:bCs/>
+          <w:lang w:val="en-US"/>
+        </w:rPr>
+        <w:t>並</w:t>
+      </w:r>
+      <w:r>
+        <w:rPr>
+          <w:rFonts w:hint="eastAsia"/>
+          <w:bCs/>
+          <w:lang w:val="en-US"/>
+        </w:rPr>
+        <w:t>選擇接受、修改或拒絕結果。</w:t>
+      </w:r>
+      <w:r>
+        <w:rPr>
+          <w:rFonts w:hint="eastAsia"/>
+          <w:bCs/>
+          <w:lang w:val="en-US"/>
+        </w:rPr>
+        <w:t>系統</w:t>
+      </w:r>
+      <w:r>
+        <w:rPr>
+          <w:rFonts w:hint="eastAsia"/>
+          <w:bCs/>
+          <w:lang w:val="en-US"/>
+        </w:rPr>
+        <w:t>為</w:t>
+      </w:r>
+      <w:r>
+        <w:rPr>
+          <w:rFonts w:hint="eastAsia"/>
+          <w:bCs/>
+          <w:lang w:val="en-US"/>
+        </w:rPr>
+        <w:t>被採用的結果，</w:t>
+      </w:r>
+      <w:r>
+        <w:rPr>
+          <w:rFonts w:hint="eastAsia"/>
+          <w:bCs/>
+          <w:lang w:val="en-US"/>
+        </w:rPr>
+        <w:t>在</w:t>
+      </w:r>
+      <w:r>
+        <w:rPr>
+          <w:rFonts w:hint="eastAsia"/>
+          <w:bCs/>
+          <w:lang w:val="en-US"/>
+        </w:rPr>
+        <w:t>圖表</w:t>
+      </w:r>
+      <w:r>
+        <w:rPr>
+          <w:rFonts w:hint="eastAsia"/>
+          <w:bCs/>
+          <w:lang w:val="en-US"/>
+        </w:rPr>
+        <w:t>中</w:t>
+      </w:r>
+      <w:r>
+        <w:rPr>
+          <w:rFonts w:hint="eastAsia"/>
+          <w:bCs/>
+          <w:lang w:val="en-US"/>
+        </w:rPr>
+        <w:t>建立相應的節點及連線，形成事件與文書之間的關係網絡</w:t>
+      </w:r>
+      <w:r>
+        <w:rPr>
+          <w:rFonts w:hint="eastAsia"/>
+          <w:bCs/>
+          <w:lang w:val="en-US"/>
+        </w:rPr>
+        <w:t>。</w:t>
+      </w:r>
+    </w:p>
+    <w:p>
+      <w:pPr>
+        <w:rPr>
+          <w:bCs/>
+          <w:lang w:val="en-US"/>
+        </w:rPr>
+      </w:pPr>
+    </w:p>
+    <w:p>
+      <w:pPr>
+        <w:rPr>
+          <w:rFonts w:hint="eastAsia"/>
+          <w:bCs/>
+          <w:lang w:val="en-US"/>
+        </w:rPr>
+      </w:pPr>
+      <w:r>
+        <w:rPr>
+          <w:rFonts w:hint="eastAsia"/>
+          <w:bCs/>
+          <w:lang w:val="en-US"/>
+        </w:rPr>
+        <w:t>研究者</w:t>
+      </w:r>
+      <w:r>
+        <w:rPr>
+          <w:rFonts w:hint="eastAsia"/>
+          <w:bCs/>
+          <w:lang w:val="en-US"/>
+        </w:rPr>
+        <w:t>亦</w:t>
+      </w:r>
+      <w:r>
+        <w:rPr>
+          <w:rFonts w:hint="eastAsia"/>
+          <w:bCs/>
+          <w:lang w:val="en-US"/>
+        </w:rPr>
+        <w:t>可以點擊圖表上的文書或事件節點，查看其詳細資料、原文引文</w:t>
+      </w:r>
+      <w:r>
+        <w:rPr>
+          <w:rFonts w:hint="eastAsia"/>
+          <w:bCs/>
+          <w:lang w:val="en-US"/>
+        </w:rPr>
+        <w:t>和</w:t>
+      </w:r>
+      <w:r>
+        <w:rPr>
+          <w:rFonts w:hint="eastAsia"/>
+          <w:bCs/>
+          <w:lang w:val="en-US"/>
+        </w:rPr>
+        <w:t>資料來源</w:t>
+      </w:r>
+      <w:r>
+        <w:rPr>
+          <w:rFonts w:hint="eastAsia"/>
+          <w:bCs/>
+          <w:lang w:val="en-US"/>
+        </w:rPr>
+        <w:t>，也</w:t>
+      </w:r>
+      <w:r>
+        <w:rPr>
+          <w:rFonts w:hint="eastAsia"/>
+          <w:bCs/>
+          <w:lang w:val="en-US"/>
+        </w:rPr>
+        <w:t>可以開啟事件鏈，沿著時間順序追蹤一項事件由最初</w:t>
+      </w:r>
+      <w:r>
+        <w:rPr>
+          <w:rFonts w:hint="eastAsia"/>
+          <w:bCs/>
+          <w:lang w:val="en-US"/>
+        </w:rPr>
+        <w:t>的</w:t>
+      </w:r>
+      <w:r>
+        <w:rPr>
+          <w:rFonts w:hint="eastAsia"/>
+          <w:bCs/>
+          <w:lang w:val="en-US"/>
+        </w:rPr>
+        <w:t>報告者傳遞至官員</w:t>
+      </w:r>
+      <w:r>
+        <w:rPr>
+          <w:rFonts w:hint="eastAsia"/>
+          <w:bCs/>
+          <w:lang w:val="en-US"/>
+        </w:rPr>
+        <w:t>和</w:t>
+      </w:r>
+      <w:r>
+        <w:rPr>
+          <w:rFonts w:hint="eastAsia"/>
+          <w:bCs/>
+          <w:lang w:val="en-US"/>
+        </w:rPr>
+        <w:t>皇帝的過程。</w:t>
+      </w:r>
+    </w:p>
+    <w:p>
+      <w:pPr>
+        <w:rPr>
+          <w:rFonts w:hint="eastAsia"/>
+          <w:bCs/>
           <w:lang w:val="en-US"/>
         </w:rPr>
       </w:pPr>
